--- a/ArloMetzgerResume.docx
+++ b/ArloMetzgerResume.docx
@@ -124,7 +124,6 @@
     <w:p>
       <w:pPr>
         <w:pStyle w:val="Heading2"/>
-        <w:spacing w:line="276" w:lineRule="auto"/>
         <w:rPr>
           <w:rFonts w:ascii="Lato Light" w:cs="Lato Light" w:eastAsia="Lato Light" w:hAnsi="Lato Light"/>
         </w:rPr>
@@ -133,8 +132,6 @@
       <w:bookmarkEnd w:id="2"/>
       <w:r>
         <w:rPr>
-          <w:b w:val="1"/>
-          <w:bCs w:val="1"/>
           <w:rtl w:val="0"/>
         </w:rPr>
         <w:t xml:space="preserve">Colorado College</w:t>
@@ -154,7 +151,7 @@
         <w:tab/>
         <w:tab/>
         <w:tab/>
-        <w:t xml:space="preserve">   Colorado Springs, CO</w:t>
+        <w:t xml:space="preserve">  Colorado Springs, CO</w:t>
       </w:r>
     </w:p>
     <w:p>
@@ -216,12 +213,13 @@
     </w:p>
     <w:p>
       <w:pPr>
-        <w:spacing w:line="276" w:lineRule="auto"/>
-        <w:ind w:left="0" w:right="0" w:firstLine="0"/>
-        <w:rPr>
-          <w:rFonts w:ascii="Lato Light" w:cs="Lato Light" w:eastAsia="Lato Light" w:hAnsi="Lato Light"/>
-        </w:rPr>
-      </w:pPr>
+        <w:pStyle w:val="Heading2"/>
+        <w:rPr>
+          <w:rFonts w:ascii="Lato Light" w:cs="Lato Light" w:eastAsia="Lato Light" w:hAnsi="Lato Light"/>
+        </w:rPr>
+      </w:pPr>
+      <w:bookmarkStart w:colFirst="0" w:colLast="0" w:name="_mk43pzrjpc8v" w:id="3"/>
+      <w:bookmarkEnd w:id="3"/>
       <w:r>
         <w:rPr>
           <w:rFonts w:ascii="Lato" w:cs="Lato" w:eastAsia="Lato" w:hAnsi="Lato"/>
@@ -244,7 +242,7 @@
         <w:tab/>
         <w:tab/>
         <w:tab/>
-        <w:t xml:space="preserve">             Copenhagen, DK</w:t>
+        <w:t xml:space="preserve">            Copenhagen, DK</w:t>
       </w:r>
     </w:p>
     <w:p>
@@ -293,8 +291,8 @@
           <w:szCs w:val="2"/>
         </w:rPr>
       </w:pPr>
-      <w:bookmarkStart w:colFirst="0" w:colLast="0" w:name="_rq081a5bczlc" w:id="3"/>
-      <w:bookmarkEnd w:id="3"/>
+      <w:bookmarkStart w:colFirst="0" w:colLast="0" w:name="_rq081a5bczlc" w:id="4"/>
+      <w:bookmarkEnd w:id="4"/>
       <w:r>
         <w:rPr>
           <w:b w:val="1"/>
@@ -316,12 +314,13 @@
     </w:p>
     <w:p>
       <w:pPr>
-        <w:spacing w:line="276" w:lineRule="auto"/>
-        <w:ind w:left="0" w:right="0" w:firstLine="0"/>
-        <w:rPr>
-          <w:rFonts w:ascii="Lato Light" w:cs="Lato Light" w:eastAsia="Lato Light" w:hAnsi="Lato Light"/>
-        </w:rPr>
-      </w:pPr>
+        <w:pStyle w:val="Heading2"/>
+        <w:rPr>
+          <w:rFonts w:ascii="Lato Light" w:cs="Lato Light" w:eastAsia="Lato Light" w:hAnsi="Lato Light"/>
+        </w:rPr>
+      </w:pPr>
+      <w:bookmarkStart w:colFirst="0" w:colLast="0" w:name="_vyl4gfsueucp" w:id="5"/>
+      <w:bookmarkEnd w:id="5"/>
       <w:r>
         <w:rPr>
           <w:rFonts w:ascii="Lato" w:cs="Lato" w:eastAsia="Lato" w:hAnsi="Lato"/>
@@ -486,12 +485,13 @@
     </w:p>
     <w:p>
       <w:pPr>
-        <w:spacing w:line="276" w:lineRule="auto"/>
-        <w:ind w:left="0" w:right="0" w:firstLine="0"/>
-        <w:rPr>
-          <w:rFonts w:ascii="Lato Light" w:cs="Lato Light" w:eastAsia="Lato Light" w:hAnsi="Lato Light"/>
-        </w:rPr>
-      </w:pPr>
+        <w:pStyle w:val="Heading2"/>
+        <w:rPr>
+          <w:rFonts w:ascii="Lato Light" w:cs="Lato Light" w:eastAsia="Lato Light" w:hAnsi="Lato Light"/>
+        </w:rPr>
+      </w:pPr>
+      <w:bookmarkStart w:colFirst="0" w:colLast="0" w:name="_kpziqvpnkf69" w:id="6"/>
+      <w:bookmarkEnd w:id="6"/>
       <w:r>
         <w:rPr>
           <w:rFonts w:ascii="Lato" w:cs="Lato" w:eastAsia="Lato" w:hAnsi="Lato"/>
@@ -514,14 +514,7 @@
         <w:tab/>
         <w:tab/>
         <w:tab/>
-        <w:t xml:space="preserve">       </w:t>
-      </w:r>
-      <w:r>
-        <w:rPr>
-          <w:rFonts w:ascii="Lato Light" w:cs="Lato Light" w:eastAsia="Lato Light" w:hAnsi="Lato Light"/>
-          <w:rtl w:val="0"/>
-        </w:rPr>
-        <w:t xml:space="preserve">Golden, CO</w:t>
+        <w:t xml:space="preserve">       Golden, CO</w:t>
       </w:r>
     </w:p>
     <w:p>
@@ -640,11 +633,13 @@
     </w:p>
     <w:p>
       <w:pPr>
-        <w:ind w:left="0" w:firstLine="0"/>
-        <w:rPr>
-          <w:rFonts w:ascii="Lato Light" w:cs="Lato Light" w:eastAsia="Lato Light" w:hAnsi="Lato Light"/>
-        </w:rPr>
-      </w:pPr>
+        <w:pStyle w:val="Heading2"/>
+        <w:rPr>
+          <w:rFonts w:ascii="Lato Light" w:cs="Lato Light" w:eastAsia="Lato Light" w:hAnsi="Lato Light"/>
+        </w:rPr>
+      </w:pPr>
+      <w:bookmarkStart w:colFirst="0" w:colLast="0" w:name="_iwbdbn7g8jcw" w:id="7"/>
+      <w:bookmarkEnd w:id="7"/>
       <w:r>
         <w:rPr>
           <w:rFonts w:ascii="Lato" w:cs="Lato" w:eastAsia="Lato" w:hAnsi="Lato"/>
@@ -787,12 +782,13 @@
     </w:p>
     <w:p>
       <w:pPr>
-        <w:spacing w:line="276" w:lineRule="auto"/>
-        <w:ind w:left="0" w:right="0" w:firstLine="0"/>
-        <w:rPr>
-          <w:rFonts w:ascii="Lato Light" w:cs="Lato Light" w:eastAsia="Lato Light" w:hAnsi="Lato Light"/>
-        </w:rPr>
-      </w:pPr>
+        <w:pStyle w:val="Heading2"/>
+        <w:rPr>
+          <w:rFonts w:ascii="Lato Light" w:cs="Lato Light" w:eastAsia="Lato Light" w:hAnsi="Lato Light"/>
+        </w:rPr>
+      </w:pPr>
+      <w:bookmarkStart w:colFirst="0" w:colLast="0" w:name="_am7sxc459szh" w:id="8"/>
+      <w:bookmarkEnd w:id="8"/>
       <w:r>
         <w:rPr>
           <w:rFonts w:ascii="Lato" w:cs="Lato" w:eastAsia="Lato" w:hAnsi="Lato"/>
@@ -814,7 +810,7 @@
         <w:tab/>
         <w:tab/>
         <w:tab/>
-        <w:t xml:space="preserve">    Brooklyn, NY</w:t>
+        <w:t xml:space="preserve">   Brooklyn, NY</w:t>
       </w:r>
     </w:p>
     <w:p>
@@ -907,12 +903,13 @@
     </w:p>
     <w:p>
       <w:pPr>
-        <w:spacing w:line="276" w:lineRule="auto"/>
-        <w:ind w:left="0" w:right="0" w:firstLine="0"/>
-        <w:rPr>
-          <w:rFonts w:ascii="Lato Light" w:cs="Lato Light" w:eastAsia="Lato Light" w:hAnsi="Lato Light"/>
-        </w:rPr>
-      </w:pPr>
+        <w:pStyle w:val="Heading2"/>
+        <w:rPr>
+          <w:rFonts w:ascii="Lato Light" w:cs="Lato Light" w:eastAsia="Lato Light" w:hAnsi="Lato Light"/>
+        </w:rPr>
+      </w:pPr>
+      <w:bookmarkStart w:colFirst="0" w:colLast="0" w:name="_mon1z4a7vtk3" w:id="9"/>
+      <w:bookmarkEnd w:id="9"/>
       <w:r>
         <w:rPr>
           <w:rFonts w:ascii="Lato" w:cs="Lato" w:eastAsia="Lato" w:hAnsi="Lato"/>
@@ -937,7 +934,7 @@
         <w:tab/>
         <w:tab/>
         <w:tab/>
-        <w:t xml:space="preserve">         New York, NY and Remote</w:t>
+        <w:t xml:space="preserve">        New York, NY and Remote</w:t>
       </w:r>
     </w:p>
     <w:p>
@@ -1097,23 +1094,17 @@
     </w:p>
     <w:p>
       <w:pPr>
-        <w:spacing w:line="276" w:lineRule="auto"/>
-        <w:ind w:left="0" w:right="0" w:firstLine="0"/>
+        <w:pStyle w:val="Heading1"/>
         <w:jc w:val="center"/>
-        <w:rPr>
-          <w:rFonts w:ascii="Lato" w:cs="Lato" w:eastAsia="Lato" w:hAnsi="Lato"/>
-          <w:b w:val="1"/>
-          <w:bCs w:val="1"/>
-        </w:rPr>
-      </w:pPr>
-      <w:r>
-        <w:rPr>
-          <w:rFonts w:ascii="Lato" w:cs="Lato" w:eastAsia="Lato" w:hAnsi="Lato"/>
-          <w:b w:val="1"/>
-          <w:bCs w:val="1"/>
-          <w:rtl w:val="0"/>
-        </w:rPr>
-        <w:t xml:space="preserve">Skills and Interests</w:t>
+        <w:rPr/>
+      </w:pPr>
+      <w:bookmarkStart w:colFirst="0" w:colLast="0" w:name="_jxaf4pccdfpc" w:id="10"/>
+      <w:bookmarkEnd w:id="10"/>
+      <w:r>
+        <w:rPr>
+          <w:rtl w:val="0"/>
+        </w:rPr>
+        <w:t xml:space="preserve">Skills</w:t>
       </w:r>
     </w:p>
     <w:p>
@@ -1602,6 +1593,8 @@
     </w:pPr>
     <w:rPr>
       <w:rFonts w:ascii="Lato" w:cs="Lato" w:eastAsia="Lato" w:hAnsi="Lato"/>
+      <w:b w:val="1"/>
+      <w:bCs w:val="1"/>
     </w:rPr>
   </w:style>
   <w:style w:type="paragraph" w:styleId="Heading2">
@@ -1611,10 +1604,11 @@
     <w:pPr>
       <w:keepNext w:val="1"/>
       <w:keepLines w:val="1"/>
-      <w:jc w:val="center"/>
     </w:pPr>
     <w:rPr>
       <w:rFonts w:ascii="Lato" w:cs="Lato" w:eastAsia="Lato" w:hAnsi="Lato"/>
+      <w:b w:val="1"/>
+      <w:bCs w:val="1"/>
     </w:rPr>
   </w:style>
   <w:style w:type="paragraph" w:styleId="Heading3">

--- a/ArloMetzgerResume.docx
+++ b/ArloMetzgerResume.docx
@@ -124,6 +124,7 @@
     <w:p>
       <w:pPr>
         <w:pStyle w:val="Heading2"/>
+        <w:spacing w:line="276" w:lineRule="auto"/>
         <w:rPr>
           <w:rFonts w:ascii="Lato Light" w:cs="Lato Light" w:eastAsia="Lato Light" w:hAnsi="Lato Light"/>
         </w:rPr>
@@ -132,6 +133,8 @@
       <w:bookmarkEnd w:id="2"/>
       <w:r>
         <w:rPr>
+          <w:b w:val="1"/>
+          <w:bCs w:val="1"/>
           <w:rtl w:val="0"/>
         </w:rPr>
         <w:t xml:space="preserve">Colorado College</w:t>
@@ -151,7 +154,7 @@
         <w:tab/>
         <w:tab/>
         <w:tab/>
-        <w:t xml:space="preserve">  Colorado Springs, CO</w:t>
+        <w:t xml:space="preserve">   Colorado Springs, CO</w:t>
       </w:r>
     </w:p>
     <w:p>
@@ -192,7 +195,21 @@
           <w:rFonts w:ascii="Lato Light" w:cs="Lato Light" w:eastAsia="Lato Light" w:hAnsi="Lato Light"/>
           <w:rtl w:val="0"/>
         </w:rPr>
-        <w:t xml:space="preserve">Courses: Probability/Statistics, Biochemistry, Organic Chemistry I/II, Biology of Microbes/Plants</w:t>
+        <w:t xml:space="preserve">Courses: Probability/Statistics, Plant Biology, Microbe Biology, Evolutionary Biology, Biochemistry, Organic Chemistry I/II</w:t>
+      </w:r>
+    </w:p>
+    <w:p>
+      <w:pPr>
+        <w:spacing w:line="276" w:lineRule="auto"/>
+        <w:ind w:left="0" w:right="0" w:firstLine="0"/>
+        <w:rPr>
+          <w:rFonts w:ascii="Lato Light" w:cs="Lato Light" w:eastAsia="Lato Light" w:hAnsi="Lato Light"/>
+        </w:rPr>
+      </w:pPr>
+      <w:r>
+        <w:rPr>
+          <w:rtl w:val="0"/>
+        </w:rPr>
       </w:r>
     </w:p>
     <w:p>
@@ -213,13 +230,12 @@
     </w:p>
     <w:p>
       <w:pPr>
-        <w:pStyle w:val="Heading2"/>
-        <w:rPr>
-          <w:rFonts w:ascii="Lato Light" w:cs="Lato Light" w:eastAsia="Lato Light" w:hAnsi="Lato Light"/>
-        </w:rPr>
-      </w:pPr>
-      <w:bookmarkStart w:colFirst="0" w:colLast="0" w:name="_mk43pzrjpc8v" w:id="3"/>
-      <w:bookmarkEnd w:id="3"/>
+        <w:spacing w:line="276" w:lineRule="auto"/>
+        <w:ind w:left="0" w:right="0" w:firstLine="0"/>
+        <w:rPr>
+          <w:rFonts w:ascii="Lato Light" w:cs="Lato Light" w:eastAsia="Lato Light" w:hAnsi="Lato Light"/>
+        </w:rPr>
+      </w:pPr>
       <w:r>
         <w:rPr>
           <w:rFonts w:ascii="Lato" w:cs="Lato" w:eastAsia="Lato" w:hAnsi="Lato"/>
@@ -242,7 +258,7 @@
         <w:tab/>
         <w:tab/>
         <w:tab/>
-        <w:t xml:space="preserve">            Copenhagen, DK</w:t>
+        <w:t xml:space="preserve">             Copenhagen, DK</w:t>
       </w:r>
     </w:p>
     <w:p>
@@ -291,8 +307,8 @@
           <w:szCs w:val="2"/>
         </w:rPr>
       </w:pPr>
-      <w:bookmarkStart w:colFirst="0" w:colLast="0" w:name="_rq081a5bczlc" w:id="4"/>
-      <w:bookmarkEnd w:id="4"/>
+      <w:bookmarkStart w:colFirst="0" w:colLast="0" w:name="_rq081a5bczlc" w:id="3"/>
+      <w:bookmarkEnd w:id="3"/>
       <w:r>
         <w:rPr>
           <w:b w:val="1"/>
@@ -314,13 +330,10 @@
     </w:p>
     <w:p>
       <w:pPr>
-        <w:pStyle w:val="Heading2"/>
-        <w:rPr>
-          <w:rFonts w:ascii="Lato Light" w:cs="Lato Light" w:eastAsia="Lato Light" w:hAnsi="Lato Light"/>
-        </w:rPr>
-      </w:pPr>
-      <w:bookmarkStart w:colFirst="0" w:colLast="0" w:name="_vyl4gfsueucp" w:id="5"/>
-      <w:bookmarkEnd w:id="5"/>
+        <w:rPr>
+          <w:rFonts w:ascii="Lato Light" w:cs="Lato Light" w:eastAsia="Lato Light" w:hAnsi="Lato Light"/>
+        </w:rPr>
+      </w:pPr>
       <w:r>
         <w:rPr>
           <w:rFonts w:ascii="Lato" w:cs="Lato" w:eastAsia="Lato" w:hAnsi="Lato"/>
@@ -328,7 +341,7 @@
           <w:bCs w:val="1"/>
           <w:rtl w:val="0"/>
         </w:rPr>
-        <w:t xml:space="preserve">Scout Clean Energy</w:t>
+        <w:t xml:space="preserve">Doka USA</w:t>
       </w:r>
       <w:r>
         <w:rPr>
@@ -353,39 +366,40 @@
           <w:rFonts w:ascii="Lato Light" w:cs="Lato Light" w:eastAsia="Lato Light" w:hAnsi="Lato Light"/>
           <w:rtl w:val="0"/>
         </w:rPr>
-        <w:t xml:space="preserve">Boulder, CO</w:t>
-      </w:r>
-    </w:p>
-    <w:p>
-      <w:pPr>
-        <w:spacing w:line="276" w:lineRule="auto"/>
-        <w:ind w:left="0" w:right="0" w:firstLine="0"/>
-        <w:rPr>
-          <w:rFonts w:ascii="Lato Light" w:cs="Lato Light" w:eastAsia="Lato Light" w:hAnsi="Lato Light"/>
-        </w:rPr>
-      </w:pPr>
-      <w:r>
-        <w:rPr>
-          <w:rFonts w:ascii="Lato" w:cs="Lato" w:eastAsia="Lato" w:hAnsi="Lato"/>
-          <w:rtl w:val="0"/>
-        </w:rPr>
-        <w:t xml:space="preserve">Intern, East Region Development</w:t>
-        <w:tab/>
-        <w:tab/>
-        <w:tab/>
-        <w:tab/>
-        <w:tab/>
-        <w:tab/>
-        <w:tab/>
-        <w:tab/>
-        <w:t xml:space="preserve">   </w:t>
-      </w:r>
-      <w:r>
-        <w:rPr>
-          <w:rFonts w:ascii="Lato Light" w:cs="Lato Light" w:eastAsia="Lato Light" w:hAnsi="Lato Light"/>
-          <w:rtl w:val="0"/>
-        </w:rPr>
-        <w:t xml:space="preserve">Oct 2025 - May 2026</w:t>
+        <w:t xml:space="preserve">Commerce City, CO</w:t>
+      </w:r>
+    </w:p>
+    <w:p>
+      <w:pPr>
+        <w:rPr>
+          <w:rFonts w:ascii="Lato Light" w:cs="Lato Light" w:eastAsia="Lato Light" w:hAnsi="Lato Light"/>
+        </w:rPr>
+      </w:pPr>
+      <w:r>
+        <w:rPr>
+          <w:rFonts w:ascii="Lato" w:cs="Lato" w:eastAsia="Lato" w:hAnsi="Lato"/>
+          <w:rtl w:val="0"/>
+        </w:rPr>
+        <w:t xml:space="preserve">Yard Laborer</w:t>
+        <w:tab/>
+        <w:tab/>
+        <w:tab/>
+        <w:tab/>
+        <w:tab/>
+        <w:tab/>
+        <w:tab/>
+        <w:tab/>
+        <w:tab/>
+        <w:tab/>
+        <w:tab/>
+        <w:t xml:space="preserve">     </w:t>
+      </w:r>
+      <w:r>
+        <w:rPr>
+          <w:rFonts w:ascii="Lato Light" w:cs="Lato Light" w:eastAsia="Lato Light" w:hAnsi="Lato Light"/>
+          <w:rtl w:val="0"/>
+        </w:rPr>
+        <w:t xml:space="preserve">Jul 2026 - Aug 2026</w:t>
       </w:r>
     </w:p>
     <w:p>
@@ -397,15 +411,14 @@
         <w:ind w:left="360" w:hanging="270"/>
         <w:rPr>
           <w:rFonts w:ascii="Lato Light" w:cs="Lato Light" w:eastAsia="Lato Light" w:hAnsi="Lato Light"/>
-          <w:u w:val="none"/>
-        </w:rPr>
-      </w:pPr>
-      <w:r>
-        <w:rPr>
-          <w:rFonts w:ascii="Lato Light" w:cs="Lato Light" w:eastAsia="Lato Light" w:hAnsi="Lato Light"/>
-          <w:rtl w:val="0"/>
-        </w:rPr>
-        <w:t xml:space="preserve">Supported environmental, permitting, real property, and engineering activities for more than 1 GW of early- and late-stage wind, solar, and battery projects across MISO</w:t>
+        </w:rPr>
+      </w:pPr>
+      <w:r>
+        <w:rPr>
+          <w:rFonts w:ascii="Lato Light" w:cs="Lato Light" w:eastAsia="Lato Light" w:hAnsi="Lato Light"/>
+          <w:rtl w:val="0"/>
+        </w:rPr>
+        <w:t xml:space="preserve">Supported Returns department by cleaning, repairing, and counting hardware such as panels,  struts, and frames</w:t>
       </w:r>
     </w:p>
     <w:p>
@@ -417,551 +430,14 @@
         <w:ind w:left="360" w:hanging="270"/>
         <w:rPr>
           <w:rFonts w:ascii="Lato Light" w:cs="Lato Light" w:eastAsia="Lato Light" w:hAnsi="Lato Light"/>
-          <w:u w:val="none"/>
-        </w:rPr>
-      </w:pPr>
-      <w:r>
-        <w:rPr>
-          <w:rFonts w:ascii="Lato Light" w:cs="Lato Light" w:eastAsia="Lato Light" w:hAnsi="Lato Light"/>
-          <w:rtl w:val="0"/>
-        </w:rPr>
-        <w:t xml:space="preserve">Managed consequential land campaign, real property diligence, and title curative efforts, ensuring precision and accuracy to avoid unintended consequences and capture missed opportunities</w:t>
-      </w:r>
-    </w:p>
-    <w:p>
-      <w:pPr>
-        <w:numPr>
-          <w:ilvl w:val="0"/>
-          <w:numId w:val="2"/>
-        </w:numPr>
-        <w:ind w:left="360" w:hanging="270"/>
-        <w:rPr>
-          <w:rFonts w:ascii="Lato Light" w:cs="Lato Light" w:eastAsia="Lato Light" w:hAnsi="Lato Light"/>
-          <w:u w:val="none"/>
-        </w:rPr>
-      </w:pPr>
-      <w:r>
-        <w:rPr>
-          <w:rFonts w:ascii="Lato Light" w:cs="Lato Light" w:eastAsia="Lato Light" w:hAnsi="Lato Light"/>
-          <w:rtl w:val="0"/>
-        </w:rPr>
-        <w:t xml:space="preserve">Visited sites for community and landowner engagements, fielding concerns and communicating project benefits</w:t>
-      </w:r>
-    </w:p>
-    <w:p>
-      <w:pPr>
-        <w:numPr>
-          <w:ilvl w:val="0"/>
-          <w:numId w:val="2"/>
-        </w:numPr>
-        <w:ind w:left="360" w:hanging="270"/>
-        <w:rPr>
-          <w:rFonts w:ascii="Lato Light" w:cs="Lato Light" w:eastAsia="Lato Light" w:hAnsi="Lato Light"/>
-          <w:u w:val="none"/>
-        </w:rPr>
-      </w:pPr>
-      <w:r>
-        <w:rPr>
-          <w:rFonts w:ascii="Lato Light" w:cs="Lato Light" w:eastAsia="Lato Light" w:hAnsi="Lato Light"/>
-          <w:rtl w:val="0"/>
-        </w:rPr>
-        <w:t xml:space="preserve">Built Salesforce, Smartsheet, Outlook, and GIS tools to track project metrics and automate repetitive processes</w:t>
-      </w:r>
-    </w:p>
-    <w:p>
-      <w:pPr>
-        <w:ind w:left="0" w:firstLine="0"/>
-        <w:rPr>
-          <w:rFonts w:ascii="Lato Light" w:cs="Lato Light" w:eastAsia="Lato Light" w:hAnsi="Lato Light"/>
-          <w:sz w:val="10"/>
-          <w:szCs w:val="10"/>
-        </w:rPr>
-      </w:pPr>
-      <w:r>
-        <w:rPr>
-          <w:rtl w:val="0"/>
-        </w:rPr>
-      </w:r>
-    </w:p>
-    <w:p>
-      <w:pPr>
-        <w:pStyle w:val="Heading2"/>
-        <w:rPr>
-          <w:rFonts w:ascii="Lato Light" w:cs="Lato Light" w:eastAsia="Lato Light" w:hAnsi="Lato Light"/>
-        </w:rPr>
-      </w:pPr>
-      <w:bookmarkStart w:colFirst="0" w:colLast="0" w:name="_kpziqvpnkf69" w:id="6"/>
-      <w:bookmarkEnd w:id="6"/>
-      <w:r>
-        <w:rPr>
-          <w:rFonts w:ascii="Lato" w:cs="Lato" w:eastAsia="Lato" w:hAnsi="Lato"/>
-          <w:b w:val="1"/>
-          <w:bCs w:val="1"/>
-          <w:rtl w:val="0"/>
-        </w:rPr>
-        <w:t xml:space="preserve">National Renewable Energy Laboratory</w:t>
-      </w:r>
-      <w:r>
-        <w:rPr>
-          <w:rFonts w:ascii="Lato Light" w:cs="Lato Light" w:eastAsia="Lato Light" w:hAnsi="Lato Light"/>
-          <w:rtl w:val="0"/>
-        </w:rPr>
-        <w:tab/>
-        <w:tab/>
-        <w:tab/>
-        <w:tab/>
-        <w:tab/>
-        <w:tab/>
-        <w:tab/>
-        <w:tab/>
-        <w:t xml:space="preserve">       Golden, CO</w:t>
-      </w:r>
-    </w:p>
-    <w:p>
-      <w:pPr>
-        <w:spacing w:line="276" w:lineRule="auto"/>
-        <w:ind w:left="0" w:right="0" w:firstLine="0"/>
-        <w:rPr>
-          <w:rFonts w:ascii="Lato Light" w:cs="Lato Light" w:eastAsia="Lato Light" w:hAnsi="Lato Light"/>
-        </w:rPr>
-      </w:pPr>
-      <w:r>
-        <w:rPr>
-          <w:rFonts w:ascii="Lato" w:cs="Lato" w:eastAsia="Lato" w:hAnsi="Lato"/>
-          <w:rtl w:val="0"/>
-        </w:rPr>
-        <w:t xml:space="preserve">Multiple Post-Undergraduate </w:t>
-      </w:r>
-      <w:r>
-        <w:rPr>
-          <w:rFonts w:ascii="Lato" w:cs="Lato" w:eastAsia="Lato" w:hAnsi="Lato"/>
-          <w:rtl w:val="0"/>
-        </w:rPr>
-        <w:t xml:space="preserve">Research Internships</w:t>
-      </w:r>
-      <w:r>
-        <w:rPr>
-          <w:rFonts w:ascii="Lato Light" w:cs="Lato Light" w:eastAsia="Lato Light" w:hAnsi="Lato Light"/>
-          <w:rtl w:val="0"/>
-        </w:rPr>
-        <w:tab/>
-      </w:r>
-      <w:r>
-        <w:rPr>
-          <w:rFonts w:ascii="Lato Light" w:cs="Lato Light" w:eastAsia="Lato Light" w:hAnsi="Lato Light"/>
-          <w:rtl w:val="0"/>
-        </w:rPr>
-        <w:tab/>
-        <w:tab/>
-        <w:tab/>
-        <w:tab/>
-        <w:tab/>
-        <w:t xml:space="preserve">    Sep 2024 - Dec 2025</w:t>
-      </w:r>
-    </w:p>
-    <w:p>
-      <w:pPr>
-        <w:numPr>
-          <w:ilvl w:val="0"/>
-          <w:numId w:val="2"/>
-        </w:numPr>
-        <w:ind w:left="360" w:hanging="270"/>
-        <w:rPr>
-          <w:rFonts w:ascii="Lato Light" w:cs="Lato Light" w:eastAsia="Lato Light" w:hAnsi="Lato Light"/>
-        </w:rPr>
-      </w:pPr>
-      <w:r>
-        <w:rPr>
-          <w:rFonts w:ascii="Lato Light" w:cs="Lato Light" w:eastAsia="Lato Light" w:hAnsi="Lato Light"/>
-          <w:rtl w:val="0"/>
-        </w:rPr>
-        <w:t xml:space="preserve">Aided industry-leading research in biofuels, solar, batteries, plastics, REE recycling, and quantum imaging</w:t>
-      </w:r>
-    </w:p>
-    <w:p>
-      <w:pPr>
-        <w:numPr>
-          <w:ilvl w:val="0"/>
-          <w:numId w:val="2"/>
-        </w:numPr>
-        <w:ind w:left="360" w:hanging="270"/>
-        <w:rPr>
-          <w:rFonts w:ascii="Lato Light" w:cs="Lato Light" w:eastAsia="Lato Light" w:hAnsi="Lato Light"/>
-        </w:rPr>
-      </w:pPr>
-      <w:r>
-        <w:rPr>
-          <w:rFonts w:ascii="Lato Light" w:cs="Lato Light" w:eastAsia="Lato Light" w:hAnsi="Lato Light"/>
-          <w:rtl w:val="0"/>
-        </w:rPr>
-        <w:t xml:space="preserve">Worked with PMs, industry partners, and researchers to meet project objectives and communicate outcomes</w:t>
-      </w:r>
-    </w:p>
-    <w:p>
-      <w:pPr>
-        <w:numPr>
-          <w:ilvl w:val="0"/>
-          <w:numId w:val="2"/>
-        </w:numPr>
-        <w:ind w:left="360" w:hanging="270"/>
-        <w:rPr>
-          <w:rFonts w:ascii="Lato Light" w:cs="Lato Light" w:eastAsia="Lato Light" w:hAnsi="Lato Light"/>
-        </w:rPr>
-      </w:pPr>
-      <w:r>
-        <w:rPr>
-          <w:rFonts w:ascii="Lato Light" w:cs="Lato Light" w:eastAsia="Lato Light" w:hAnsi="Lato Light"/>
-          <w:rtl w:val="0"/>
-        </w:rPr>
-        <w:t xml:space="preserve">Developed internal laboratory tools, including a data analysis app, to streamline processes and reduce labor costs</w:t>
-      </w:r>
-    </w:p>
-    <w:p>
-      <w:pPr>
-        <w:ind w:left="0" w:firstLine="0"/>
-        <w:rPr>
-          <w:rFonts w:ascii="Lato Light" w:cs="Lato Light" w:eastAsia="Lato Light" w:hAnsi="Lato Light"/>
-          <w:sz w:val="10"/>
-          <w:szCs w:val="10"/>
-        </w:rPr>
-      </w:pPr>
-      <w:r>
-        <w:rPr>
-          <w:rtl w:val="0"/>
-        </w:rPr>
-      </w:r>
-    </w:p>
-    <w:p>
-      <w:pPr>
-        <w:pStyle w:val="Heading2"/>
-        <w:rPr>
-          <w:rFonts w:ascii="Lato Light" w:cs="Lato Light" w:eastAsia="Lato Light" w:hAnsi="Lato Light"/>
-        </w:rPr>
-      </w:pPr>
-      <w:bookmarkStart w:colFirst="0" w:colLast="0" w:name="_iwbdbn7g8jcw" w:id="7"/>
-      <w:bookmarkEnd w:id="7"/>
-      <w:r>
-        <w:rPr>
-          <w:rFonts w:ascii="Lato" w:cs="Lato" w:eastAsia="Lato" w:hAnsi="Lato"/>
-          <w:b w:val="1"/>
-          <w:bCs w:val="1"/>
-          <w:rtl w:val="0"/>
-        </w:rPr>
-        <w:t xml:space="preserve">Caravan, LLC</w:t>
-      </w:r>
-      <w:r>
-        <w:rPr>
-          <w:rFonts w:ascii="Lato Light" w:cs="Lato Light" w:eastAsia="Lato Light" w:hAnsi="Lato Light"/>
-          <w:rtl w:val="0"/>
-        </w:rPr>
-        <w:tab/>
-        <w:tab/>
-        <w:tab/>
-        <w:tab/>
-        <w:tab/>
-        <w:tab/>
-        <w:tab/>
-        <w:tab/>
-        <w:tab/>
-        <w:tab/>
-        <w:tab/>
-        <w:tab/>
-        <w:t xml:space="preserve">       Denver, CO</w:t>
-      </w:r>
-    </w:p>
-    <w:p>
-      <w:pPr>
-        <w:spacing w:line="276" w:lineRule="auto"/>
-        <w:ind w:left="0" w:right="0" w:firstLine="0"/>
-        <w:rPr>
-          <w:rFonts w:ascii="Lato Light" w:cs="Lato Light" w:eastAsia="Lato Light" w:hAnsi="Lato Light"/>
-        </w:rPr>
-      </w:pPr>
-      <w:r>
-        <w:rPr>
-          <w:rFonts w:ascii="Lato" w:cs="Lato" w:eastAsia="Lato" w:hAnsi="Lato"/>
-          <w:rtl w:val="0"/>
-        </w:rPr>
-        <w:t xml:space="preserve">Cofounder and Operations</w:t>
-      </w:r>
-      <w:r>
-        <w:rPr>
-          <w:rFonts w:ascii="Lato Light" w:cs="Lato Light" w:eastAsia="Lato Light" w:hAnsi="Lato Light"/>
-          <w:rtl w:val="0"/>
-        </w:rPr>
-        <w:tab/>
-        <w:tab/>
-        <w:tab/>
-        <w:tab/>
-        <w:tab/>
-        <w:tab/>
-        <w:tab/>
-        <w:tab/>
-        <w:tab/>
-        <w:t xml:space="preserve">    Oct 2024 - Oct 2025</w:t>
-      </w:r>
-    </w:p>
-    <w:p>
-      <w:pPr>
-        <w:numPr>
-          <w:ilvl w:val="0"/>
-          <w:numId w:val="3"/>
-        </w:numPr>
-        <w:spacing w:line="276" w:lineRule="auto"/>
-        <w:ind w:left="360" w:right="0" w:hanging="270"/>
-        <w:rPr>
-          <w:rFonts w:ascii="Lato Light" w:cs="Lato Light" w:eastAsia="Lato Light" w:hAnsi="Lato Light"/>
-          <w:u w:val="none"/>
-        </w:rPr>
-      </w:pPr>
-      <w:r>
-        <w:rPr>
-          <w:rFonts w:ascii="Lato Light" w:cs="Lato Light" w:eastAsia="Lato Light" w:hAnsi="Lato Light"/>
-          <w:rtl w:val="0"/>
-        </w:rPr>
-        <w:t xml:space="preserve">Managed a 5-person coding team to develop MVP of a road trip planning and navigation syncing app for iOS</w:t>
-      </w:r>
-    </w:p>
-    <w:p>
-      <w:pPr>
-        <w:numPr>
-          <w:ilvl w:val="0"/>
-          <w:numId w:val="3"/>
-        </w:numPr>
-        <w:spacing w:line="276" w:lineRule="auto"/>
-        <w:ind w:left="360" w:right="0" w:hanging="270"/>
-        <w:rPr>
-          <w:rFonts w:ascii="Lato Light" w:cs="Lato Light" w:eastAsia="Lato Light" w:hAnsi="Lato Light"/>
-          <w:u w:val="none"/>
-        </w:rPr>
-      </w:pPr>
-      <w:r>
-        <w:rPr>
-          <w:rFonts w:ascii="Lato Light" w:cs="Lato Light" w:eastAsia="Lato Light" w:hAnsi="Lato Light"/>
-          <w:rtl w:val="0"/>
-        </w:rPr>
-        <w:t xml:space="preserve">Handled backend operations, such as LLC setup, legal document drafting, trademarking, website dev, and finance</w:t>
-      </w:r>
-    </w:p>
-    <w:p>
-      <w:pPr>
-        <w:numPr>
-          <w:ilvl w:val="0"/>
-          <w:numId w:val="3"/>
-        </w:numPr>
-        <w:spacing w:line="276" w:lineRule="auto"/>
-        <w:ind w:left="360" w:right="0" w:hanging="270"/>
-        <w:rPr>
-          <w:rFonts w:ascii="Lato Light" w:cs="Lato Light" w:eastAsia="Lato Light" w:hAnsi="Lato Light"/>
-          <w:u w:val="none"/>
-        </w:rPr>
-      </w:pPr>
-      <w:r>
-        <w:rPr>
-          <w:rFonts w:ascii="Lato Light" w:cs="Lato Light" w:eastAsia="Lato Light" w:hAnsi="Lato Light"/>
-          <w:rtl w:val="0"/>
-        </w:rPr>
-        <w:t xml:space="preserve">Wrote business plan, conducted market research, and led seed fundraising to get to beta test launch</w:t>
-      </w:r>
-    </w:p>
-    <w:p>
-      <w:pPr>
-        <w:spacing w:line="276" w:lineRule="auto"/>
-        <w:ind w:left="0" w:right="0" w:firstLine="0"/>
-        <w:rPr>
-          <w:rFonts w:ascii="Lato Light" w:cs="Lato Light" w:eastAsia="Lato Light" w:hAnsi="Lato Light"/>
-          <w:sz w:val="10"/>
-          <w:szCs w:val="10"/>
-        </w:rPr>
-      </w:pPr>
-      <w:r>
-        <w:rPr>
-          <w:rtl w:val="0"/>
-        </w:rPr>
-      </w:r>
-    </w:p>
-    <w:p>
-      <w:pPr>
-        <w:pStyle w:val="Heading2"/>
-        <w:rPr>
-          <w:rFonts w:ascii="Lato Light" w:cs="Lato Light" w:eastAsia="Lato Light" w:hAnsi="Lato Light"/>
-        </w:rPr>
-      </w:pPr>
-      <w:bookmarkStart w:colFirst="0" w:colLast="0" w:name="_am7sxc459szh" w:id="8"/>
-      <w:bookmarkEnd w:id="8"/>
-      <w:r>
-        <w:rPr>
-          <w:rFonts w:ascii="Lato" w:cs="Lato" w:eastAsia="Lato" w:hAnsi="Lato"/>
-          <w:b w:val="1"/>
-          <w:bCs w:val="1"/>
-          <w:rtl w:val="0"/>
-        </w:rPr>
-        <w:t xml:space="preserve">Envir. Sciences Analytical Center, Brooklyn College</w:t>
-      </w:r>
-      <w:r>
-        <w:rPr>
-          <w:rFonts w:ascii="Lato Light" w:cs="Lato Light" w:eastAsia="Lato Light" w:hAnsi="Lato Light"/>
-          <w:rtl w:val="0"/>
-        </w:rPr>
-        <w:tab/>
-        <w:tab/>
-        <w:tab/>
-        <w:tab/>
-        <w:tab/>
-        <w:tab/>
-        <w:tab/>
-        <w:t xml:space="preserve">   Brooklyn, NY</w:t>
-      </w:r>
-    </w:p>
-    <w:p>
-      <w:pPr>
-        <w:spacing w:line="276" w:lineRule="auto"/>
-        <w:ind w:left="0" w:right="0" w:firstLine="0"/>
-        <w:rPr>
-          <w:rFonts w:ascii="Lato Light" w:cs="Lato Light" w:eastAsia="Lato Light" w:hAnsi="Lato Light"/>
-        </w:rPr>
-      </w:pPr>
-      <w:r>
-        <w:rPr>
-          <w:rFonts w:ascii="Lato" w:cs="Lato" w:eastAsia="Lato" w:hAnsi="Lato"/>
-          <w:rtl w:val="0"/>
-        </w:rPr>
-        <w:t xml:space="preserve">Federally Funded Research Internship</w:t>
-      </w:r>
-      <w:r>
-        <w:rPr>
-          <w:rFonts w:ascii="Lato Light" w:cs="Lato Light" w:eastAsia="Lato Light" w:hAnsi="Lato Light"/>
-          <w:rtl w:val="0"/>
-        </w:rPr>
-        <w:tab/>
-        <w:tab/>
-        <w:tab/>
-        <w:tab/>
-        <w:tab/>
-        <w:tab/>
-        <w:tab/>
-        <w:t xml:space="preserve"> June 2023 - Aug 2023</w:t>
-      </w:r>
-    </w:p>
-    <w:p>
-      <w:pPr>
-        <w:numPr>
-          <w:ilvl w:val="0"/>
-          <w:numId w:val="1"/>
-        </w:numPr>
-        <w:spacing w:line="276" w:lineRule="auto"/>
-        <w:ind w:left="360" w:right="0" w:hanging="270"/>
-        <w:rPr>
-          <w:rFonts w:ascii="Lato Light" w:cs="Lato Light" w:eastAsia="Lato Light" w:hAnsi="Lato Light"/>
-          <w:u w:val="none"/>
-        </w:rPr>
-      </w:pPr>
-      <w:r>
-        <w:rPr>
-          <w:rFonts w:ascii="Lato Light" w:cs="Lato Light" w:eastAsia="Lato Light" w:hAnsi="Lato Light"/>
-          <w:rtl w:val="0"/>
-        </w:rPr>
-        <w:t xml:space="preserve">Researched lead contamination to fuel NYC clean soil initiative, engaging with communities across 5 boroughs</w:t>
-      </w:r>
-    </w:p>
-    <w:p>
-      <w:pPr>
-        <w:numPr>
-          <w:ilvl w:val="0"/>
-          <w:numId w:val="1"/>
-        </w:numPr>
-        <w:spacing w:line="276" w:lineRule="auto"/>
-        <w:ind w:left="360" w:right="0" w:hanging="270"/>
-        <w:rPr>
-          <w:rFonts w:ascii="Lato Light" w:cs="Lato Light" w:eastAsia="Lato Light" w:hAnsi="Lato Light"/>
-          <w:u w:val="none"/>
-        </w:rPr>
-      </w:pPr>
-      <w:r>
-        <w:rPr>
-          <w:rFonts w:ascii="Lato Light" w:cs="Lato Light" w:eastAsia="Lato Light" w:hAnsi="Lato Light"/>
-          <w:rtl w:val="0"/>
-        </w:rPr>
-        <w:t xml:space="preserve">Conveyed complex research findings to general audiences, building narrative scientific communication skills</w:t>
-      </w:r>
-    </w:p>
-    <w:p>
-      <w:pPr>
-        <w:spacing w:line="276" w:lineRule="auto"/>
-        <w:ind w:left="0" w:right="0" w:firstLine="0"/>
-        <w:rPr>
-          <w:rFonts w:ascii="Lato Light" w:cs="Lato Light" w:eastAsia="Lato Light" w:hAnsi="Lato Light"/>
-          <w:sz w:val="10"/>
-          <w:szCs w:val="10"/>
-        </w:rPr>
-      </w:pPr>
-      <w:r>
-        <w:rPr>
-          <w:rtl w:val="0"/>
-        </w:rPr>
-      </w:r>
-    </w:p>
-    <w:p>
-      <w:pPr>
-        <w:pStyle w:val="Heading2"/>
-        <w:rPr>
-          <w:rFonts w:ascii="Lato Light" w:cs="Lato Light" w:eastAsia="Lato Light" w:hAnsi="Lato Light"/>
-        </w:rPr>
-      </w:pPr>
-      <w:bookmarkStart w:colFirst="0" w:colLast="0" w:name="_mon1z4a7vtk3" w:id="9"/>
-      <w:bookmarkEnd w:id="9"/>
-      <w:r>
-        <w:rPr>
-          <w:rFonts w:ascii="Lato" w:cs="Lato" w:eastAsia="Lato" w:hAnsi="Lato"/>
-          <w:b w:val="1"/>
-          <w:bCs w:val="1"/>
-          <w:rtl w:val="0"/>
-        </w:rPr>
-        <w:t xml:space="preserve">57Hours</w:t>
-      </w:r>
-      <w:r>
-        <w:rPr>
-          <w:rFonts w:ascii="Lato Light" w:cs="Lato Light" w:eastAsia="Lato Light" w:hAnsi="Lato Light"/>
-          <w:rtl w:val="0"/>
-        </w:rPr>
-        <w:tab/>
-        <w:tab/>
-        <w:tab/>
-        <w:tab/>
-        <w:tab/>
-        <w:tab/>
-        <w:tab/>
-        <w:tab/>
-        <w:tab/>
-        <w:tab/>
-        <w:t xml:space="preserve">        New York, NY and Remote</w:t>
-      </w:r>
-    </w:p>
-    <w:p>
-      <w:pPr>
-        <w:spacing w:line="276" w:lineRule="auto"/>
-        <w:ind w:left="0" w:right="0" w:firstLine="0"/>
-        <w:rPr>
-          <w:rFonts w:ascii="Lato Light" w:cs="Lato Light" w:eastAsia="Lato Light" w:hAnsi="Lato Light"/>
-        </w:rPr>
-      </w:pPr>
-      <w:r>
-        <w:rPr>
-          <w:rFonts w:ascii="Lato" w:cs="Lato" w:eastAsia="Lato" w:hAnsi="Lato"/>
-          <w:rtl w:val="0"/>
-        </w:rPr>
-        <w:t xml:space="preserve">Customer Success, Sales Representative and Content Author</w:t>
-      </w:r>
-      <w:r>
-        <w:rPr>
-          <w:rFonts w:ascii="Lato Light" w:cs="Lato Light" w:eastAsia="Lato Light" w:hAnsi="Lato Light"/>
-          <w:rtl w:val="0"/>
-        </w:rPr>
-        <w:tab/>
-        <w:tab/>
-        <w:tab/>
-        <w:tab/>
-        <w:t xml:space="preserve"> May 2021 - May 2024</w:t>
+        </w:rPr>
+      </w:pPr>
+      <w:r>
+        <w:rPr>
+          <w:rFonts w:ascii="Lato Light" w:cs="Lato Light" w:eastAsia="Lato Light" w:hAnsi="Lato Light"/>
+          <w:rtl w:val="0"/>
+        </w:rPr>
+        <w:t xml:space="preserve">Improved efficiency with Lean principles, taking initiative to  fix damaged or missing equipment including banders, item counters, scrapers, and power tools</w:t>
       </w:r>
     </w:p>
     <w:p>
@@ -972,7 +448,7 @@
         <w:widowControl w:val="1"/>
         <w:numPr>
           <w:ilvl w:val="0"/>
-          <w:numId w:val="1"/>
+          <w:numId w:val="2"/>
         </w:numPr>
         <w:pBdr>
           <w:top w:space="0" w:sz="0" w:val="nil"/>
@@ -994,73 +470,1040 @@
           <w:rFonts w:ascii="Lato Light" w:cs="Lato Light" w:eastAsia="Lato Light" w:hAnsi="Lato Light"/>
           <w:rtl w:val="0"/>
         </w:rPr>
-        <w:t xml:space="preserve">Helped scale customer success and content platforms to propel startup to series A investment with over 3000% growth in 3 years</w:t>
-      </w:r>
-    </w:p>
-    <w:p>
-      <w:pPr>
-        <w:keepNext w:val="0"/>
-        <w:keepLines w:val="0"/>
-        <w:pageBreakBefore w:val="0"/>
-        <w:widowControl w:val="1"/>
+        <w:t xml:space="preserve">Tracked inventory with Doka tablets and software (Returns, Items,  and Orders apps)</w:t>
+      </w:r>
+    </w:p>
+    <w:p>
+      <w:pPr>
+        <w:spacing w:line="276" w:lineRule="auto"/>
+        <w:ind w:left="0" w:right="0" w:firstLine="0"/>
+        <w:rPr>
+          <w:rFonts w:ascii="Lato" w:cs="Lato" w:eastAsia="Lato" w:hAnsi="Lato"/>
+          <w:b w:val="1"/>
+          <w:bCs w:val="1"/>
+          <w:sz w:val="10"/>
+          <w:szCs w:val="10"/>
+        </w:rPr>
+      </w:pPr>
+      <w:r>
+        <w:rPr>
+          <w:rtl w:val="0"/>
+        </w:rPr>
+      </w:r>
+    </w:p>
+    <w:p>
+      <w:pPr>
+        <w:spacing w:line="276" w:lineRule="auto"/>
+        <w:ind w:left="0" w:right="0" w:firstLine="0"/>
+        <w:rPr>
+          <w:rFonts w:ascii="Lato Light" w:cs="Lato Light" w:eastAsia="Lato Light" w:hAnsi="Lato Light"/>
+        </w:rPr>
+      </w:pPr>
+      <w:r>
+        <w:rPr>
+          <w:rFonts w:ascii="Lato" w:cs="Lato" w:eastAsia="Lato" w:hAnsi="Lato"/>
+          <w:b w:val="1"/>
+          <w:bCs w:val="1"/>
+          <w:rtl w:val="0"/>
+        </w:rPr>
+        <w:t xml:space="preserve">Scout Clean Energy</w:t>
+      </w:r>
+      <w:r>
+        <w:rPr>
+          <w:rFonts w:ascii="Lato" w:cs="Lato" w:eastAsia="Lato" w:hAnsi="Lato"/>
+          <w:rtl w:val="0"/>
+        </w:rPr>
+        <w:tab/>
+        <w:tab/>
+        <w:tab/>
+        <w:tab/>
+        <w:tab/>
+        <w:tab/>
+        <w:tab/>
+        <w:tab/>
+        <w:tab/>
+        <w:tab/>
+        <w:tab/>
+        <w:t xml:space="preserve">      </w:t>
+      </w:r>
+      <w:r>
+        <w:rPr>
+          <w:rFonts w:ascii="Lato Light" w:cs="Lato Light" w:eastAsia="Lato Light" w:hAnsi="Lato Light"/>
+          <w:rtl w:val="0"/>
+        </w:rPr>
+        <w:t xml:space="preserve">Boulder, CO</w:t>
+      </w:r>
+    </w:p>
+    <w:p>
+      <w:pPr>
+        <w:spacing w:line="276" w:lineRule="auto"/>
+        <w:ind w:left="0" w:right="0" w:firstLine="0"/>
+        <w:rPr>
+          <w:rFonts w:ascii="Lato Light" w:cs="Lato Light" w:eastAsia="Lato Light" w:hAnsi="Lato Light"/>
+        </w:rPr>
+      </w:pPr>
+      <w:r>
+        <w:rPr>
+          <w:rFonts w:ascii="Lato" w:cs="Lato" w:eastAsia="Lato" w:hAnsi="Lato"/>
+          <w:rtl w:val="0"/>
+        </w:rPr>
+        <w:t xml:space="preserve">Intern, East Region Development</w:t>
+        <w:tab/>
+        <w:tab/>
+        <w:tab/>
+        <w:tab/>
+        <w:tab/>
+        <w:tab/>
+        <w:tab/>
+        <w:tab/>
+        <w:t xml:space="preserve">   </w:t>
+      </w:r>
+      <w:r>
+        <w:rPr>
+          <w:rFonts w:ascii="Lato Light" w:cs="Lato Light" w:eastAsia="Lato Light" w:hAnsi="Lato Light"/>
+          <w:rtl w:val="0"/>
+        </w:rPr>
+        <w:t xml:space="preserve">Oct 2025 - May 2026</w:t>
+      </w:r>
+    </w:p>
+    <w:p>
+      <w:pPr>
+        <w:numPr>
+          <w:ilvl w:val="0"/>
+          <w:numId w:val="2"/>
+        </w:numPr>
+        <w:ind w:left="360" w:hanging="270"/>
+        <w:rPr>
+          <w:rFonts w:ascii="Lato Light" w:cs="Lato Light" w:eastAsia="Lato Light" w:hAnsi="Lato Light"/>
+        </w:rPr>
+      </w:pPr>
+      <w:r>
+        <w:rPr>
+          <w:rFonts w:ascii="Lato Light" w:cs="Lato Light" w:eastAsia="Lato Light" w:hAnsi="Lato Light"/>
+          <w:rtl w:val="0"/>
+        </w:rPr>
+        <w:t xml:space="preserve">Supported environmental, permitting, real property, and engineering activities for more than 1 GW of early- and late-stage wind, solar, and battery projects across MISO</w:t>
+      </w:r>
+    </w:p>
+    <w:p>
+      <w:pPr>
+        <w:numPr>
+          <w:ilvl w:val="0"/>
+          <w:numId w:val="2"/>
+        </w:numPr>
+        <w:ind w:left="360" w:hanging="270"/>
+        <w:rPr>
+          <w:rFonts w:ascii="Lato Light" w:cs="Lato Light" w:eastAsia="Lato Light" w:hAnsi="Lato Light"/>
+        </w:rPr>
+      </w:pPr>
+      <w:r>
+        <w:rPr>
+          <w:rFonts w:ascii="Lato Light" w:cs="Lato Light" w:eastAsia="Lato Light" w:hAnsi="Lato Light"/>
+          <w:rtl w:val="0"/>
+        </w:rPr>
+        <w:t xml:space="preserve">Managed consequential land campaign, real property diligence, and title curative efforts, ensuring precision and accuracy to avoid unintended consequences and capture missed opportunities</w:t>
+      </w:r>
+    </w:p>
+    <w:p>
+      <w:pPr>
+        <w:numPr>
+          <w:ilvl w:val="0"/>
+          <w:numId w:val="2"/>
+        </w:numPr>
+        <w:ind w:left="360" w:hanging="270"/>
+        <w:rPr>
+          <w:rFonts w:ascii="Lato Light" w:cs="Lato Light" w:eastAsia="Lato Light" w:hAnsi="Lato Light"/>
+        </w:rPr>
+      </w:pPr>
+      <w:r>
+        <w:rPr>
+          <w:rFonts w:ascii="Lato Light" w:cs="Lato Light" w:eastAsia="Lato Light" w:hAnsi="Lato Light"/>
+          <w:rtl w:val="0"/>
+        </w:rPr>
+        <w:t xml:space="preserve">Visited sites for community and landowner engagements, fielding concerns and communicating project benefits</w:t>
+      </w:r>
+    </w:p>
+    <w:p>
+      <w:pPr>
+        <w:numPr>
+          <w:ilvl w:val="0"/>
+          <w:numId w:val="2"/>
+        </w:numPr>
+        <w:ind w:left="360" w:hanging="270"/>
+        <w:rPr>
+          <w:rFonts w:ascii="Lato Light" w:cs="Lato Light" w:eastAsia="Lato Light" w:hAnsi="Lato Light"/>
+        </w:rPr>
+      </w:pPr>
+      <w:r>
+        <w:rPr>
+          <w:rFonts w:ascii="Lato Light" w:cs="Lato Light" w:eastAsia="Lato Light" w:hAnsi="Lato Light"/>
+          <w:rtl w:val="0"/>
+        </w:rPr>
+        <w:t xml:space="preserve">Built Salesforce, Smartsheet, Outlook, and GIS tools to track project metrics and automate repetitive processes</w:t>
+      </w:r>
+    </w:p>
+    <w:p>
+      <w:pPr>
+        <w:numPr>
+          <w:ilvl w:val="0"/>
+          <w:numId w:val="2"/>
+        </w:numPr>
+        <w:ind w:left="360" w:hanging="270"/>
+        <w:rPr>
+          <w:rFonts w:ascii="Lato Light" w:cs="Lato Light" w:eastAsia="Lato Light" w:hAnsi="Lato Light"/>
+        </w:rPr>
+      </w:pPr>
+      <w:r>
+        <w:rPr>
+          <w:rFonts w:ascii="Lato Light" w:cs="Lato Light" w:eastAsia="Lato Light" w:hAnsi="Lato Light"/>
+          <w:rtl w:val="0"/>
+        </w:rPr>
+        <w:t xml:space="preserve">Used biology and ecology background knowledge to ensure sustainability and compliance of projects in agricultural environments</w:t>
+      </w:r>
+    </w:p>
+    <w:p>
+      <w:pPr>
+        <w:ind w:left="0" w:firstLine="0"/>
+        <w:rPr>
+          <w:rFonts w:ascii="Lato Light" w:cs="Lato Light" w:eastAsia="Lato Light" w:hAnsi="Lato Light"/>
+          <w:sz w:val="10"/>
+          <w:szCs w:val="10"/>
+        </w:rPr>
+      </w:pPr>
+      <w:r>
+        <w:rPr>
+          <w:rtl w:val="0"/>
+        </w:rPr>
+      </w:r>
+    </w:p>
+    <w:p>
+      <w:pPr>
+        <w:spacing w:line="276" w:lineRule="auto"/>
+        <w:ind w:left="0" w:right="0" w:firstLine="0"/>
+        <w:rPr>
+          <w:rFonts w:ascii="Lato Light" w:cs="Lato Light" w:eastAsia="Lato Light" w:hAnsi="Lato Light"/>
+        </w:rPr>
+      </w:pPr>
+      <w:r>
+        <w:rPr>
+          <w:rFonts w:ascii="Lato" w:cs="Lato" w:eastAsia="Lato" w:hAnsi="Lato"/>
+          <w:b w:val="1"/>
+          <w:bCs w:val="1"/>
+          <w:rtl w:val="0"/>
+        </w:rPr>
+        <w:t xml:space="preserve">National Renewable Energy Laboratory</w:t>
+      </w:r>
+      <w:r>
+        <w:rPr>
+          <w:rFonts w:ascii="Lato Light" w:cs="Lato Light" w:eastAsia="Lato Light" w:hAnsi="Lato Light"/>
+          <w:rtl w:val="0"/>
+        </w:rPr>
+        <w:tab/>
+        <w:tab/>
+        <w:tab/>
+        <w:tab/>
+        <w:tab/>
+        <w:tab/>
+        <w:tab/>
+        <w:tab/>
+        <w:t xml:space="preserve">       </w:t>
+      </w:r>
+      <w:r>
+        <w:rPr>
+          <w:rFonts w:ascii="Lato Light" w:cs="Lato Light" w:eastAsia="Lato Light" w:hAnsi="Lato Light"/>
+          <w:rtl w:val="0"/>
+        </w:rPr>
+        <w:t xml:space="preserve">Golden, CO</w:t>
+      </w:r>
+    </w:p>
+    <w:p>
+      <w:pPr>
+        <w:spacing w:line="276" w:lineRule="auto"/>
+        <w:ind w:left="0" w:right="0" w:firstLine="0"/>
+        <w:rPr>
+          <w:rFonts w:ascii="Lato Light" w:cs="Lato Light" w:eastAsia="Lato Light" w:hAnsi="Lato Light"/>
+        </w:rPr>
+      </w:pPr>
+      <w:r>
+        <w:rPr>
+          <w:rFonts w:ascii="Lato" w:cs="Lato" w:eastAsia="Lato" w:hAnsi="Lato"/>
+          <w:rtl w:val="0"/>
+        </w:rPr>
+        <w:t xml:space="preserve">Multiple Post-Undergraduate </w:t>
+      </w:r>
+      <w:r>
+        <w:rPr>
+          <w:rFonts w:ascii="Lato" w:cs="Lato" w:eastAsia="Lato" w:hAnsi="Lato"/>
+          <w:rtl w:val="0"/>
+        </w:rPr>
+        <w:t xml:space="preserve">Research Internships</w:t>
+      </w:r>
+      <w:r>
+        <w:rPr>
+          <w:rFonts w:ascii="Lato Light" w:cs="Lato Light" w:eastAsia="Lato Light" w:hAnsi="Lato Light"/>
+          <w:rtl w:val="0"/>
+        </w:rPr>
+        <w:tab/>
+      </w:r>
+      <w:r>
+        <w:rPr>
+          <w:rFonts w:ascii="Lato Light" w:cs="Lato Light" w:eastAsia="Lato Light" w:hAnsi="Lato Light"/>
+          <w:rtl w:val="0"/>
+        </w:rPr>
+        <w:tab/>
+        <w:tab/>
+        <w:tab/>
+        <w:tab/>
+        <w:tab/>
+        <w:t xml:space="preserve">    Sep 2024 - Dec 2025</w:t>
+      </w:r>
+    </w:p>
+    <w:p>
+      <w:pPr>
+        <w:numPr>
+          <w:ilvl w:val="0"/>
+          <w:numId w:val="2"/>
+        </w:numPr>
+        <w:ind w:left="360" w:hanging="270"/>
+        <w:rPr>
+          <w:rFonts w:ascii="Lato Light" w:cs="Lato Light" w:eastAsia="Lato Light" w:hAnsi="Lato Light"/>
+        </w:rPr>
+      </w:pPr>
+      <w:r>
+        <w:rPr>
+          <w:rFonts w:ascii="Lato Light" w:cs="Lato Light" w:eastAsia="Lato Light" w:hAnsi="Lato Light"/>
+          <w:rtl w:val="0"/>
+        </w:rPr>
+        <w:t xml:space="preserve">Aided industry-leading research in biofuels, solar, batteries, plastics, REE recycling, and quantum imaging</w:t>
+      </w:r>
+    </w:p>
+    <w:p>
+      <w:pPr>
+        <w:numPr>
+          <w:ilvl w:val="0"/>
+          <w:numId w:val="2"/>
+        </w:numPr>
+        <w:ind w:left="360" w:hanging="270"/>
+        <w:rPr>
+          <w:rFonts w:ascii="Lato Light" w:cs="Lato Light" w:eastAsia="Lato Light" w:hAnsi="Lato Light"/>
+        </w:rPr>
+      </w:pPr>
+      <w:r>
+        <w:rPr>
+          <w:rFonts w:ascii="Lato Light" w:cs="Lato Light" w:eastAsia="Lato Light" w:hAnsi="Lato Light"/>
+          <w:rtl w:val="0"/>
+        </w:rPr>
+        <w:t xml:space="preserve">Worked with PMs, industry partners, and researchers to meet project objectives and communicate outcomes</w:t>
+      </w:r>
+    </w:p>
+    <w:p>
+      <w:pPr>
+        <w:numPr>
+          <w:ilvl w:val="0"/>
+          <w:numId w:val="2"/>
+        </w:numPr>
+        <w:ind w:left="360" w:hanging="270"/>
+        <w:rPr>
+          <w:rFonts w:ascii="Lato Light" w:cs="Lato Light" w:eastAsia="Lato Light" w:hAnsi="Lato Light"/>
+        </w:rPr>
+      </w:pPr>
+      <w:r>
+        <w:rPr>
+          <w:rFonts w:ascii="Lato Light" w:cs="Lato Light" w:eastAsia="Lato Light" w:hAnsi="Lato Light"/>
+          <w:rtl w:val="0"/>
+        </w:rPr>
+        <w:t xml:space="preserve">Developed internal laboratory tools, including a data analysis app, to streamline processes and reduce labor costs</w:t>
+      </w:r>
+    </w:p>
+    <w:p>
+      <w:pPr>
+        <w:ind w:left="0" w:firstLine="0"/>
+        <w:rPr>
+          <w:rFonts w:ascii="Lato Light" w:cs="Lato Light" w:eastAsia="Lato Light" w:hAnsi="Lato Light"/>
+          <w:sz w:val="10"/>
+          <w:szCs w:val="10"/>
+        </w:rPr>
+      </w:pPr>
+      <w:r>
+        <w:rPr>
+          <w:rtl w:val="0"/>
+        </w:rPr>
+      </w:r>
+    </w:p>
+    <w:p>
+      <w:pPr>
+        <w:rPr>
+          <w:rFonts w:ascii="Lato Light" w:cs="Lato Light" w:eastAsia="Lato Light" w:hAnsi="Lato Light"/>
+        </w:rPr>
+      </w:pPr>
+      <w:r>
+        <w:rPr>
+          <w:rFonts w:ascii="Lato" w:cs="Lato" w:eastAsia="Lato" w:hAnsi="Lato"/>
+          <w:b w:val="1"/>
+          <w:bCs w:val="1"/>
+          <w:rtl w:val="0"/>
+        </w:rPr>
+        <w:t xml:space="preserve">Irondale Woodworks</w:t>
+      </w:r>
+      <w:r>
+        <w:rPr>
+          <w:rFonts w:ascii="Lato Light" w:cs="Lato Light" w:eastAsia="Lato Light" w:hAnsi="Lato Light"/>
+          <w:rtl w:val="0"/>
+        </w:rPr>
+        <w:tab/>
+        <w:tab/>
+        <w:tab/>
+        <w:tab/>
+        <w:tab/>
+        <w:tab/>
+        <w:tab/>
+        <w:tab/>
+        <w:tab/>
+        <w:tab/>
+        <w:tab/>
+        <w:t xml:space="preserve">   Phoenicia, NY</w:t>
+      </w:r>
+    </w:p>
+    <w:p>
+      <w:pPr>
+        <w:rPr>
+          <w:rFonts w:ascii="Lato Light" w:cs="Lato Light" w:eastAsia="Lato Light" w:hAnsi="Lato Light"/>
+        </w:rPr>
+      </w:pPr>
+      <w:r>
+        <w:rPr>
+          <w:rFonts w:ascii="Lato" w:cs="Lato" w:eastAsia="Lato" w:hAnsi="Lato"/>
+          <w:rtl w:val="0"/>
+        </w:rPr>
+        <w:t xml:space="preserve">Cabinetmaker</w:t>
+        <w:tab/>
+        <w:tab/>
+      </w:r>
+      <w:r>
+        <w:rPr>
+          <w:rFonts w:ascii="Lato Light" w:cs="Lato Light" w:eastAsia="Lato Light" w:hAnsi="Lato Light"/>
+          <w:rtl w:val="0"/>
+        </w:rPr>
+        <w:tab/>
+        <w:tab/>
+        <w:tab/>
+        <w:tab/>
+        <w:tab/>
+        <w:tab/>
+        <w:tab/>
+        <w:tab/>
+        <w:tab/>
+        <w:t xml:space="preserve">    Jun 2024 - Aug 2024</w:t>
+      </w:r>
+    </w:p>
+    <w:p>
+      <w:pPr>
+        <w:numPr>
+          <w:ilvl w:val="0"/>
+          <w:numId w:val="3"/>
+        </w:numPr>
+        <w:ind w:left="360" w:hanging="270"/>
+        <w:rPr>
+          <w:rFonts w:ascii="Lato Light" w:cs="Lato Light" w:eastAsia="Lato Light" w:hAnsi="Lato Light"/>
+        </w:rPr>
+      </w:pPr>
+      <w:r>
+        <w:rPr>
+          <w:rFonts w:ascii="Lato Light" w:cs="Lato Light" w:eastAsia="Lato Light" w:hAnsi="Lato Light"/>
+          <w:rtl w:val="0"/>
+        </w:rPr>
+        <w:t xml:space="preserve">Helped design, build, finish, and install custom cabinetry for kitchens, laundry rooms, closets, and bathrooms</w:t>
+      </w:r>
+    </w:p>
+    <w:p>
+      <w:pPr>
+        <w:numPr>
+          <w:ilvl w:val="0"/>
+          <w:numId w:val="3"/>
+        </w:numPr>
+        <w:ind w:left="360" w:hanging="270"/>
+        <w:rPr>
+          <w:rFonts w:ascii="Lato Light" w:cs="Lato Light" w:eastAsia="Lato Light" w:hAnsi="Lato Light"/>
+          <w:u w:val="none"/>
+        </w:rPr>
+      </w:pPr>
+      <w:r>
+        <w:rPr>
+          <w:rFonts w:ascii="Lato Light" w:cs="Lato Light" w:eastAsia="Lato Light" w:hAnsi="Lato Light"/>
+          <w:rtl w:val="0"/>
+        </w:rPr>
+        <w:t xml:space="preserve">Used Rhinoceros 3D Modeling software to draft and render designs for quoting process and fabrication</w:t>
+      </w:r>
+    </w:p>
+    <w:p>
+      <w:pPr>
+        <w:ind w:left="0" w:firstLine="0"/>
+        <w:rPr>
+          <w:rFonts w:ascii="Lato Light" w:cs="Lato Light" w:eastAsia="Lato Light" w:hAnsi="Lato Light"/>
+          <w:sz w:val="10"/>
+          <w:szCs w:val="10"/>
+        </w:rPr>
+      </w:pPr>
+      <w:r>
+        <w:rPr>
+          <w:rtl w:val="0"/>
+        </w:rPr>
+      </w:r>
+    </w:p>
+    <w:p>
+      <w:pPr>
+        <w:ind w:left="0" w:firstLine="0"/>
+        <w:rPr>
+          <w:rFonts w:ascii="Lato Light" w:cs="Lato Light" w:eastAsia="Lato Light" w:hAnsi="Lato Light"/>
+        </w:rPr>
+      </w:pPr>
+      <w:r>
+        <w:rPr>
+          <w:rFonts w:ascii="Lato" w:cs="Lato" w:eastAsia="Lato" w:hAnsi="Lato"/>
+          <w:b w:val="1"/>
+          <w:bCs w:val="1"/>
+          <w:rtl w:val="0"/>
+        </w:rPr>
+        <w:t xml:space="preserve">Caravan, LLC</w:t>
+      </w:r>
+      <w:r>
+        <w:rPr>
+          <w:rFonts w:ascii="Lato Light" w:cs="Lato Light" w:eastAsia="Lato Light" w:hAnsi="Lato Light"/>
+          <w:rtl w:val="0"/>
+        </w:rPr>
+        <w:tab/>
+        <w:tab/>
+        <w:tab/>
+        <w:tab/>
+        <w:tab/>
+        <w:tab/>
+        <w:tab/>
+        <w:tab/>
+        <w:tab/>
+        <w:tab/>
+        <w:tab/>
+        <w:tab/>
+        <w:t xml:space="preserve">       Denver, CO</w:t>
+      </w:r>
+    </w:p>
+    <w:p>
+      <w:pPr>
+        <w:spacing w:line="276" w:lineRule="auto"/>
+        <w:ind w:left="0" w:right="0" w:firstLine="0"/>
+        <w:rPr>
+          <w:rFonts w:ascii="Lato Light" w:cs="Lato Light" w:eastAsia="Lato Light" w:hAnsi="Lato Light"/>
+        </w:rPr>
+      </w:pPr>
+      <w:r>
+        <w:rPr>
+          <w:rFonts w:ascii="Lato" w:cs="Lato" w:eastAsia="Lato" w:hAnsi="Lato"/>
+          <w:rtl w:val="0"/>
+        </w:rPr>
+        <w:t xml:space="preserve">Cofounder and Operations</w:t>
+      </w:r>
+      <w:r>
+        <w:rPr>
+          <w:rFonts w:ascii="Lato Light" w:cs="Lato Light" w:eastAsia="Lato Light" w:hAnsi="Lato Light"/>
+          <w:rtl w:val="0"/>
+        </w:rPr>
+        <w:tab/>
+        <w:tab/>
+        <w:tab/>
+        <w:tab/>
+        <w:tab/>
+        <w:tab/>
+        <w:tab/>
+        <w:tab/>
+        <w:tab/>
+        <w:t xml:space="preserve">    Oct 2024 - Oct 2025</w:t>
+      </w:r>
+    </w:p>
+    <w:p>
+      <w:pPr>
+        <w:numPr>
+          <w:ilvl w:val="0"/>
+          <w:numId w:val="3"/>
+        </w:numPr>
+        <w:spacing w:line="276" w:lineRule="auto"/>
+        <w:ind w:left="360" w:right="0" w:hanging="270"/>
+        <w:rPr>
+          <w:rFonts w:ascii="Lato Light" w:cs="Lato Light" w:eastAsia="Lato Light" w:hAnsi="Lato Light"/>
+          <w:u w:val="none"/>
+        </w:rPr>
+      </w:pPr>
+      <w:r>
+        <w:rPr>
+          <w:rFonts w:ascii="Lato Light" w:cs="Lato Light" w:eastAsia="Lato Light" w:hAnsi="Lato Light"/>
+          <w:rtl w:val="0"/>
+        </w:rPr>
+        <w:t xml:space="preserve">Managed a 5-person coding team to develop MVP of a road trip planning and navigation syncing app for iOS</w:t>
+      </w:r>
+    </w:p>
+    <w:p>
+      <w:pPr>
+        <w:numPr>
+          <w:ilvl w:val="0"/>
+          <w:numId w:val="3"/>
+        </w:numPr>
+        <w:spacing w:line="276" w:lineRule="auto"/>
+        <w:ind w:left="360" w:right="0" w:hanging="270"/>
+        <w:rPr>
+          <w:rFonts w:ascii="Lato Light" w:cs="Lato Light" w:eastAsia="Lato Light" w:hAnsi="Lato Light"/>
+          <w:u w:val="none"/>
+        </w:rPr>
+      </w:pPr>
+      <w:r>
+        <w:rPr>
+          <w:rFonts w:ascii="Lato Light" w:cs="Lato Light" w:eastAsia="Lato Light" w:hAnsi="Lato Light"/>
+          <w:rtl w:val="0"/>
+        </w:rPr>
+        <w:t xml:space="preserve">Handled backend operations, such as LLC setup, legal document drafting, trademarking, website dev, and finance</w:t>
+      </w:r>
+    </w:p>
+    <w:p>
+      <w:pPr>
+        <w:numPr>
+          <w:ilvl w:val="0"/>
+          <w:numId w:val="3"/>
+        </w:numPr>
+        <w:spacing w:line="276" w:lineRule="auto"/>
+        <w:ind w:left="360" w:right="0" w:hanging="270"/>
+        <w:rPr>
+          <w:rFonts w:ascii="Lato Light" w:cs="Lato Light" w:eastAsia="Lato Light" w:hAnsi="Lato Light"/>
+          <w:u w:val="none"/>
+        </w:rPr>
+      </w:pPr>
+      <w:r>
+        <w:rPr>
+          <w:rFonts w:ascii="Lato Light" w:cs="Lato Light" w:eastAsia="Lato Light" w:hAnsi="Lato Light"/>
+          <w:rtl w:val="0"/>
+        </w:rPr>
+        <w:t xml:space="preserve">Wrote business plan, conducted market research, and led seed fundraising to get to beta-test launch</w:t>
+      </w:r>
+    </w:p>
+    <w:p>
+      <w:pPr>
+        <w:spacing w:line="276" w:lineRule="auto"/>
+        <w:ind w:left="0" w:right="0" w:firstLine="0"/>
+        <w:rPr>
+          <w:rFonts w:ascii="Lato Light" w:cs="Lato Light" w:eastAsia="Lato Light" w:hAnsi="Lato Light"/>
+          <w:sz w:val="10"/>
+          <w:szCs w:val="10"/>
+        </w:rPr>
+      </w:pPr>
+      <w:r>
+        <w:rPr>
+          <w:rtl w:val="0"/>
+        </w:rPr>
+      </w:r>
+    </w:p>
+    <w:p>
+      <w:pPr>
+        <w:spacing w:line="276" w:lineRule="auto"/>
+        <w:ind w:left="0" w:right="0" w:firstLine="0"/>
+        <w:rPr>
+          <w:rFonts w:ascii="Lato Light" w:cs="Lato Light" w:eastAsia="Lato Light" w:hAnsi="Lato Light"/>
+        </w:rPr>
+      </w:pPr>
+      <w:r>
+        <w:rPr>
+          <w:rFonts w:ascii="Lato" w:cs="Lato" w:eastAsia="Lato" w:hAnsi="Lato"/>
+          <w:b w:val="1"/>
+          <w:bCs w:val="1"/>
+          <w:rtl w:val="0"/>
+        </w:rPr>
+        <w:t xml:space="preserve">Environmental Sciences Analytical Center, Brooklyn College</w:t>
+      </w:r>
+      <w:r>
+        <w:rPr>
+          <w:rFonts w:ascii="Lato Light" w:cs="Lato Light" w:eastAsia="Lato Light" w:hAnsi="Lato Light"/>
+          <w:rtl w:val="0"/>
+        </w:rPr>
+        <w:tab/>
+        <w:tab/>
+        <w:tab/>
+        <w:tab/>
+        <w:tab/>
+        <w:t xml:space="preserve">    Brooklyn, NY</w:t>
+      </w:r>
+    </w:p>
+    <w:p>
+      <w:pPr>
+        <w:spacing w:line="276" w:lineRule="auto"/>
+        <w:ind w:left="0" w:right="0" w:firstLine="0"/>
+        <w:rPr>
+          <w:rFonts w:ascii="Lato Light" w:cs="Lato Light" w:eastAsia="Lato Light" w:hAnsi="Lato Light"/>
+        </w:rPr>
+      </w:pPr>
+      <w:r>
+        <w:rPr>
+          <w:rFonts w:ascii="Lato" w:cs="Lato" w:eastAsia="Lato" w:hAnsi="Lato"/>
+          <w:rtl w:val="0"/>
+        </w:rPr>
+        <w:t xml:space="preserve">Federally Funded Research Internship</w:t>
+      </w:r>
+      <w:r>
+        <w:rPr>
+          <w:rFonts w:ascii="Lato Light" w:cs="Lato Light" w:eastAsia="Lato Light" w:hAnsi="Lato Light"/>
+          <w:rtl w:val="0"/>
+        </w:rPr>
+        <w:tab/>
+        <w:tab/>
+        <w:tab/>
+        <w:tab/>
+        <w:tab/>
+        <w:tab/>
+        <w:tab/>
+        <w:t xml:space="preserve"> June 2023 - Aug 2023</w:t>
+      </w:r>
+    </w:p>
+    <w:p>
+      <w:pPr>
         <w:numPr>
           <w:ilvl w:val="0"/>
           <w:numId w:val="1"/>
         </w:numPr>
-        <w:pBdr>
-          <w:top w:space="0" w:sz="0" w:val="nil"/>
-          <w:left w:space="0" w:sz="0" w:val="nil"/>
-          <w:bottom w:space="0" w:sz="0" w:val="nil"/>
-          <w:right w:space="0" w:sz="0" w:val="nil"/>
-          <w:between w:space="0" w:sz="0" w:val="nil"/>
-        </w:pBdr>
-        <w:shd w:fill="auto" w:val="clear"/>
-        <w:spacing w:after="0" w:before="0" w:line="276" w:lineRule="auto"/>
+        <w:spacing w:line="276" w:lineRule="auto"/>
         <w:ind w:left="360" w:right="0" w:hanging="270"/>
-        <w:jc w:val="left"/>
-        <w:rPr>
-          <w:rFonts w:ascii="Lato Light" w:cs="Lato Light" w:eastAsia="Lato Light" w:hAnsi="Lato Light"/>
-        </w:rPr>
-      </w:pPr>
-      <w:r>
-        <w:rPr>
-          <w:rFonts w:ascii="Lato Light" w:cs="Lato Light" w:eastAsia="Lato Light" w:hAnsi="Lato Light"/>
-          <w:rtl w:val="0"/>
-        </w:rPr>
-        <w:t xml:space="preserve">Oversaw sales from contact to closing, crafting  unique outdoor guided trips and developing storytelling skills</w:t>
-      </w:r>
-    </w:p>
-    <w:p>
-      <w:pPr>
-        <w:keepNext w:val="0"/>
-        <w:keepLines w:val="0"/>
-        <w:pageBreakBefore w:val="0"/>
-        <w:widowControl w:val="1"/>
+        <w:rPr>
+          <w:rFonts w:ascii="Lato Light" w:cs="Lato Light" w:eastAsia="Lato Light" w:hAnsi="Lato Light"/>
+          <w:u w:val="none"/>
+        </w:rPr>
+      </w:pPr>
+      <w:r>
+        <w:rPr>
+          <w:rFonts w:ascii="Lato Light" w:cs="Lato Light" w:eastAsia="Lato Light" w:hAnsi="Lato Light"/>
+          <w:rtl w:val="0"/>
+        </w:rPr>
+        <w:t xml:space="preserve">Researched lead contamination to fuel NYC clean soil initiative, engaging with communities across 5 boroughs</w:t>
+      </w:r>
+    </w:p>
+    <w:p>
+      <w:pPr>
         <w:numPr>
           <w:ilvl w:val="0"/>
           <w:numId w:val="1"/>
         </w:numPr>
-        <w:pBdr>
-          <w:top w:space="0" w:sz="0" w:val="nil"/>
-          <w:left w:space="0" w:sz="0" w:val="nil"/>
-          <w:bottom w:space="0" w:sz="0" w:val="nil"/>
-          <w:right w:space="0" w:sz="0" w:val="nil"/>
-          <w:between w:space="0" w:sz="0" w:val="nil"/>
-        </w:pBdr>
-        <w:shd w:fill="auto" w:val="clear"/>
-        <w:spacing w:after="0" w:before="0" w:line="276" w:lineRule="auto"/>
+        <w:spacing w:line="276" w:lineRule="auto"/>
         <w:ind w:left="360" w:right="0" w:hanging="270"/>
+        <w:rPr>
+          <w:rFonts w:ascii="Lato Light" w:cs="Lato Light" w:eastAsia="Lato Light" w:hAnsi="Lato Light"/>
+          <w:u w:val="none"/>
+        </w:rPr>
+      </w:pPr>
+      <w:r>
+        <w:rPr>
+          <w:rFonts w:ascii="Lato Light" w:cs="Lato Light" w:eastAsia="Lato Light" w:hAnsi="Lato Light"/>
+          <w:rtl w:val="0"/>
+        </w:rPr>
+        <w:t xml:space="preserve">Conveyed complex research findings to general audiences, building narrative scientific communication skills</w:t>
+      </w:r>
+    </w:p>
+    <w:p>
+      <w:pPr>
+        <w:spacing w:line="276" w:lineRule="auto"/>
+        <w:ind w:left="0" w:right="0" w:firstLine="0"/>
+        <w:rPr>
+          <w:rFonts w:ascii="Lato Light" w:cs="Lato Light" w:eastAsia="Lato Light" w:hAnsi="Lato Light"/>
+          <w:sz w:val="10"/>
+          <w:szCs w:val="10"/>
+        </w:rPr>
+      </w:pPr>
+      <w:r>
+        <w:rPr>
+          <w:rtl w:val="0"/>
+        </w:rPr>
+      </w:r>
+    </w:p>
+    <w:p>
+      <w:pPr>
+        <w:pStyle w:val="Heading2"/>
         <w:jc w:val="left"/>
         <w:rPr>
           <w:rFonts w:ascii="Lato Light" w:cs="Lato Light" w:eastAsia="Lato Light" w:hAnsi="Lato Light"/>
-        </w:rPr>
-      </w:pPr>
-      <w:r>
-        <w:rPr>
-          <w:rFonts w:ascii="Lato Light" w:cs="Lato Light" w:eastAsia="Lato Light" w:hAnsi="Lato Light"/>
-          <w:rtl w:val="0"/>
-        </w:rPr>
-        <w:t xml:space="preserve">Authored informational blog content using SEO, focusing on high quality leads and conversion rate</w:t>
+          <w:b w:val="1"/>
+          <w:bCs w:val="1"/>
+        </w:rPr>
+      </w:pPr>
+      <w:bookmarkStart w:colFirst="0" w:colLast="0" w:name="_mon1z4a7vtk3" w:id="4"/>
+      <w:bookmarkEnd w:id="4"/>
+      <w:r>
+        <w:rPr>
+          <w:b w:val="1"/>
+          <w:bCs w:val="1"/>
+          <w:rtl w:val="0"/>
+        </w:rPr>
+        <w:t xml:space="preserve">57Hours</w:t>
+      </w:r>
+      <w:r>
+        <w:rPr>
+          <w:rFonts w:ascii="Lato Light" w:cs="Lato Light" w:eastAsia="Lato Light" w:hAnsi="Lato Light"/>
+          <w:b w:val="1"/>
+          <w:bCs w:val="1"/>
+          <w:rtl w:val="0"/>
+        </w:rPr>
+        <w:tab/>
+        <w:tab/>
+        <w:tab/>
+        <w:tab/>
+        <w:tab/>
+        <w:tab/>
+        <w:tab/>
+        <w:tab/>
+        <w:tab/>
+        <w:tab/>
+        <w:t xml:space="preserve">        New York, NY and Remote</w:t>
+      </w:r>
+    </w:p>
+    <w:p>
+      <w:pPr>
+        <w:rPr>
+          <w:rFonts w:ascii="Lato Light" w:cs="Lato Light" w:eastAsia="Lato Light" w:hAnsi="Lato Light"/>
+        </w:rPr>
+      </w:pPr>
+      <w:r>
+        <w:rPr>
+          <w:rFonts w:ascii="Lato" w:cs="Lato" w:eastAsia="Lato" w:hAnsi="Lato"/>
+          <w:rtl w:val="0"/>
+        </w:rPr>
+        <w:t xml:space="preserve">Customer Success and Sales Representative</w:t>
+        <w:tab/>
+        <w:tab/>
+        <w:tab/>
+      </w:r>
+      <w:r>
+        <w:rPr>
+          <w:rFonts w:ascii="Lato Light" w:cs="Lato Light" w:eastAsia="Lato Light" w:hAnsi="Lato Light"/>
+          <w:rtl w:val="0"/>
+        </w:rPr>
+        <w:tab/>
+        <w:tab/>
+        <w:tab/>
+        <w:tab/>
+        <w:t xml:space="preserve"> May 2021 - May 2024</w:t>
+      </w:r>
+    </w:p>
+    <w:p>
+      <w:pPr>
+        <w:numPr>
+          <w:ilvl w:val="0"/>
+          <w:numId w:val="1"/>
+        </w:numPr>
+        <w:ind w:left="360" w:hanging="270"/>
+        <w:rPr>
+          <w:rFonts w:ascii="Lato Light" w:cs="Lato Light" w:eastAsia="Lato Light" w:hAnsi="Lato Light"/>
+        </w:rPr>
+      </w:pPr>
+      <w:r>
+        <w:rPr>
+          <w:rFonts w:ascii="Lato Light" w:cs="Lato Light" w:eastAsia="Lato Light" w:hAnsi="Lato Light"/>
+          <w:rtl w:val="0"/>
+        </w:rPr>
+        <w:t xml:space="preserve">Helped scale customer success and content platforms to propel startup to series A investment with over 3000% growth in 3 years</w:t>
+      </w:r>
+    </w:p>
+    <w:p>
+      <w:pPr>
+        <w:numPr>
+          <w:ilvl w:val="0"/>
+          <w:numId w:val="1"/>
+        </w:numPr>
+        <w:ind w:left="360" w:hanging="270"/>
+        <w:rPr>
+          <w:rFonts w:ascii="Lato Light" w:cs="Lato Light" w:eastAsia="Lato Light" w:hAnsi="Lato Light"/>
+        </w:rPr>
+      </w:pPr>
+      <w:r>
+        <w:rPr>
+          <w:rFonts w:ascii="Lato Light" w:cs="Lato Light" w:eastAsia="Lato Light" w:hAnsi="Lato Light"/>
+          <w:rtl w:val="0"/>
+        </w:rPr>
+        <w:t xml:space="preserve">Oversaw sales from contact to closing, crafting  unique outdoor guided trips and developing storytelling skills</w:t>
+      </w:r>
+    </w:p>
+    <w:p>
+      <w:pPr>
+        <w:numPr>
+          <w:ilvl w:val="0"/>
+          <w:numId w:val="1"/>
+        </w:numPr>
+        <w:ind w:left="360" w:hanging="270"/>
+        <w:rPr>
+          <w:rFonts w:ascii="Lato Light" w:cs="Lato Light" w:eastAsia="Lato Light" w:hAnsi="Lato Light"/>
+        </w:rPr>
+      </w:pPr>
+      <w:r>
+        <w:rPr>
+          <w:rFonts w:ascii="Lato Light" w:cs="Lato Light" w:eastAsia="Lato Light" w:hAnsi="Lato Light"/>
+          <w:rtl w:val="0"/>
+        </w:rPr>
+        <w:t xml:space="preserve">Onboarded and trained new sales team members</w:t>
+      </w:r>
+    </w:p>
+    <w:p>
+      <w:pPr>
+        <w:rPr>
+          <w:rFonts w:ascii="Lato Light" w:cs="Lato Light" w:eastAsia="Lato Light" w:hAnsi="Lato Light"/>
+        </w:rPr>
+      </w:pPr>
+      <w:r>
+        <w:rPr>
+          <w:rFonts w:ascii="Lato" w:cs="Lato" w:eastAsia="Lato" w:hAnsi="Lato"/>
+          <w:rtl w:val="0"/>
+        </w:rPr>
+        <w:t xml:space="preserve">Content Author</w:t>
+        <w:tab/>
+        <w:tab/>
+        <w:tab/>
+        <w:tab/>
+        <w:tab/>
+        <w:tab/>
+        <w:tab/>
+        <w:tab/>
+        <w:tab/>
+        <w:tab/>
+        <w:t xml:space="preserve">  </w:t>
+      </w:r>
+      <w:r>
+        <w:rPr>
+          <w:rFonts w:ascii="Lato Light" w:cs="Lato Light" w:eastAsia="Lato Light" w:hAnsi="Lato Light"/>
+          <w:rtl w:val="0"/>
+        </w:rPr>
+        <w:t xml:space="preserve">May 2021 - July 2023</w:t>
+      </w:r>
+    </w:p>
+    <w:p>
+      <w:pPr>
+        <w:numPr>
+          <w:ilvl w:val="0"/>
+          <w:numId w:val="1"/>
+        </w:numPr>
+        <w:ind w:left="360" w:hanging="270"/>
+        <w:rPr>
+          <w:rFonts w:ascii="Lato Light" w:cs="Lato Light" w:eastAsia="Lato Light" w:hAnsi="Lato Light"/>
+        </w:rPr>
+      </w:pPr>
+      <w:r>
+        <w:rPr>
+          <w:rFonts w:ascii="Lato Light" w:cs="Lato Light" w:eastAsia="Lato Light" w:hAnsi="Lato Light"/>
+          <w:rtl w:val="0"/>
+        </w:rPr>
+        <w:t xml:space="preserve">Authored engaging and informative blog content using SEO, focusing on high quality leads and conversion rate</w:t>
+      </w:r>
+    </w:p>
+    <w:p>
+      <w:pPr>
+        <w:numPr>
+          <w:ilvl w:val="0"/>
+          <w:numId w:val="1"/>
+        </w:numPr>
+        <w:ind w:left="360" w:hanging="270"/>
+        <w:rPr>
+          <w:rFonts w:ascii="Lato Light" w:cs="Lato Light" w:eastAsia="Lato Light" w:hAnsi="Lato Light"/>
+        </w:rPr>
+      </w:pPr>
+      <w:r>
+        <w:rPr>
+          <w:rFonts w:ascii="Lato Light" w:cs="Lato Light" w:eastAsia="Lato Light" w:hAnsi="Lato Light"/>
+          <w:rtl w:val="0"/>
+        </w:rPr>
+        <w:t xml:space="preserve">Researched new areas and interviewed local guides, business owners, and industry professionals</w:t>
+      </w:r>
+    </w:p>
+    <w:p>
+      <w:pPr>
+        <w:ind w:left="0" w:firstLine="0"/>
+        <w:rPr>
+          <w:rFonts w:ascii="Lato Light" w:cs="Lato Light" w:eastAsia="Lato Light" w:hAnsi="Lato Light"/>
+          <w:sz w:val="10"/>
+          <w:szCs w:val="10"/>
+        </w:rPr>
+      </w:pPr>
+      <w:r>
+        <w:rPr>
+          <w:rtl w:val="0"/>
+        </w:rPr>
+      </w:r>
+    </w:p>
+    <w:p>
+      <w:pPr>
+        <w:rPr>
+          <w:rFonts w:ascii="Lato Light" w:cs="Lato Light" w:eastAsia="Lato Light" w:hAnsi="Lato Light"/>
+        </w:rPr>
+      </w:pPr>
+      <w:r>
+        <w:rPr>
+          <w:rFonts w:ascii="Lato" w:cs="Lato" w:eastAsia="Lato" w:hAnsi="Lato"/>
+          <w:b w:val="1"/>
+          <w:bCs w:val="1"/>
+          <w:rtl w:val="0"/>
+        </w:rPr>
+        <w:t xml:space="preserve">Rudy’s BBQ</w:t>
+        <w:tab/>
+        <w:tab/>
+        <w:tab/>
+        <w:tab/>
+        <w:tab/>
+        <w:tab/>
+        <w:tab/>
+        <w:tab/>
+        <w:tab/>
+        <w:tab/>
+        <w:tab/>
+        <w:t xml:space="preserve">   </w:t>
+      </w:r>
+      <w:r>
+        <w:rPr>
+          <w:rFonts w:ascii="Lato Light" w:cs="Lato Light" w:eastAsia="Lato Light" w:hAnsi="Lato Light"/>
+          <w:rtl w:val="0"/>
+        </w:rPr>
+        <w:t xml:space="preserve">Colorado Springs, CO</w:t>
+      </w:r>
+    </w:p>
+    <w:p>
+      <w:pPr>
+        <w:rPr>
+          <w:rFonts w:ascii="Lato Light" w:cs="Lato Light" w:eastAsia="Lato Light" w:hAnsi="Lato Light"/>
+        </w:rPr>
+      </w:pPr>
+      <w:r>
+        <w:rPr>
+          <w:rFonts w:ascii="Lato" w:cs="Lato" w:eastAsia="Lato" w:hAnsi="Lato"/>
+          <w:rtl w:val="0"/>
+        </w:rPr>
+        <w:t xml:space="preserve">Line Cook</w:t>
+      </w:r>
+      <w:r>
+        <w:rPr>
+          <w:rFonts w:ascii="Lato Light" w:cs="Lato Light" w:eastAsia="Lato Light" w:hAnsi="Lato Light"/>
+          <w:rtl w:val="0"/>
+        </w:rPr>
+        <w:tab/>
+        <w:tab/>
+        <w:tab/>
+        <w:tab/>
+        <w:tab/>
+        <w:tab/>
+        <w:tab/>
+        <w:tab/>
+        <w:tab/>
+        <w:tab/>
+        <w:tab/>
+        <w:t xml:space="preserve">   Sep 2020 - Nov 2020</w:t>
+      </w:r>
+    </w:p>
+    <w:p>
+      <w:pPr>
+        <w:rPr>
+          <w:rFonts w:ascii="Lato Light" w:cs="Lato Light" w:eastAsia="Lato Light" w:hAnsi="Lato Light"/>
+        </w:rPr>
+      </w:pPr>
+      <w:r>
+        <w:rPr>
+          <w:rFonts w:ascii="Lato Light" w:cs="Lato Light" w:eastAsia="Lato Light" w:hAnsi="Lato Light"/>
+          <w:rtl w:val="0"/>
+        </w:rPr>
+        <w:t xml:space="preserve">• Made some darn good BBQ (brisket, ribs, sausage, turkey, sides, desserts) and ensured the happiness of customers</w:t>
       </w:r>
     </w:p>
     <w:p>
@@ -1094,17 +1537,143 @@
     </w:p>
     <w:p>
       <w:pPr>
-        <w:pStyle w:val="Heading1"/>
+        <w:rPr>
+          <w:rFonts w:ascii="Lato Light" w:cs="Lato Light" w:eastAsia="Lato Light" w:hAnsi="Lato Light"/>
+        </w:rPr>
+      </w:pPr>
+      <w:r>
+        <w:rPr>
+          <w:rFonts w:ascii="Lato" w:cs="Lato" w:eastAsia="Lato" w:hAnsi="Lato"/>
+          <w:b w:val="1"/>
+          <w:bCs w:val="1"/>
+          <w:rtl w:val="0"/>
+        </w:rPr>
+        <w:t xml:space="preserve">Prospect Park Activity Group</w:t>
+        <w:tab/>
+        <w:tab/>
+        <w:tab/>
+        <w:tab/>
+        <w:tab/>
+        <w:tab/>
+        <w:tab/>
+        <w:tab/>
+        <w:tab/>
+        <w:tab/>
+        <w:t xml:space="preserve">    </w:t>
+      </w:r>
+      <w:r>
+        <w:rPr>
+          <w:rFonts w:ascii="Lato Light" w:cs="Lato Light" w:eastAsia="Lato Light" w:hAnsi="Lato Light"/>
+          <w:rtl w:val="0"/>
+        </w:rPr>
+        <w:t xml:space="preserve">Brooklyn, NY</w:t>
+      </w:r>
+    </w:p>
+    <w:p>
+      <w:pPr>
+        <w:rPr>
+          <w:rFonts w:ascii="Lato Light" w:cs="Lato Light" w:eastAsia="Lato Light" w:hAnsi="Lato Light"/>
+        </w:rPr>
+      </w:pPr>
+      <w:r>
+        <w:rPr>
+          <w:rFonts w:ascii="Lato" w:cs="Lato" w:eastAsia="Lato" w:hAnsi="Lato"/>
+          <w:rtl w:val="0"/>
+        </w:rPr>
+        <w:t xml:space="preserve">Cofounder and Counselor</w:t>
+      </w:r>
+      <w:r>
+        <w:rPr>
+          <w:rFonts w:ascii="Lato Light" w:cs="Lato Light" w:eastAsia="Lato Light" w:hAnsi="Lato Light"/>
+          <w:rtl w:val="0"/>
+        </w:rPr>
+        <w:tab/>
+        <w:tab/>
+        <w:tab/>
+        <w:tab/>
+        <w:tab/>
+        <w:tab/>
+        <w:tab/>
+        <w:tab/>
+        <w:tab/>
+        <w:t xml:space="preserve">     Jul 2020 - Aug 2020</w:t>
+      </w:r>
+    </w:p>
+    <w:p>
+      <w:pPr>
+        <w:rPr>
+          <w:rFonts w:ascii="Lato Light" w:cs="Lato Light" w:eastAsia="Lato Light" w:hAnsi="Lato Light"/>
+        </w:rPr>
+      </w:pPr>
+      <w:r>
+        <w:rPr>
+          <w:rFonts w:ascii="Lato Light" w:cs="Lato Light" w:eastAsia="Lato Light" w:hAnsi="Lato Light"/>
+          <w:rtl w:val="0"/>
+        </w:rPr>
+        <w:t xml:space="preserve">• Founded a day camp during the COVID pandemic to get kids outdoors and create more free time for parents</w:t>
+      </w:r>
+    </w:p>
+    <w:p>
+      <w:pPr>
+        <w:rPr>
+          <w:rFonts w:ascii="Lato Light" w:cs="Lato Light" w:eastAsia="Lato Light" w:hAnsi="Lato Light"/>
+        </w:rPr>
+      </w:pPr>
+      <w:r>
+        <w:rPr>
+          <w:rFonts w:ascii="Lato Light" w:cs="Lato Light" w:eastAsia="Lato Light" w:hAnsi="Lato Light"/>
+          <w:rtl w:val="0"/>
+        </w:rPr>
+        <w:t xml:space="preserve">• Managed customer relations with parents to ensure they were satisfied with the camp’s services</w:t>
+      </w:r>
+    </w:p>
+    <w:p>
+      <w:pPr>
+        <w:rPr>
+          <w:rFonts w:ascii="Lato Light" w:cs="Lato Light" w:eastAsia="Lato Light" w:hAnsi="Lato Light"/>
+        </w:rPr>
+      </w:pPr>
+      <w:r>
+        <w:rPr>
+          <w:rFonts w:ascii="Lato Light" w:cs="Lato Light" w:eastAsia="Lato Light" w:hAnsi="Lato Light"/>
+          <w:rtl w:val="0"/>
+        </w:rPr>
+        <w:t xml:space="preserve">• Developed an engaging schedule with games and activities to teach kids useful skills and get exercise</w:t>
+      </w:r>
+    </w:p>
+    <w:p>
+      <w:pPr>
+        <w:rPr>
+          <w:rFonts w:ascii="Lato Light" w:cs="Lato Light" w:eastAsia="Lato Light" w:hAnsi="Lato Light"/>
+          <w:sz w:val="10"/>
+          <w:szCs w:val="10"/>
+        </w:rPr>
+      </w:pPr>
+      <w:r>
+        <w:rPr>
+          <w:rtl w:val="0"/>
+        </w:rPr>
+      </w:r>
+    </w:p>
+    <w:p>
+      <w:pPr>
+        <w:spacing w:line="276" w:lineRule="auto"/>
+        <w:ind w:left="0" w:right="0" w:firstLine="0"/>
         <w:jc w:val="center"/>
-        <w:rPr/>
-      </w:pPr>
-      <w:bookmarkStart w:colFirst="0" w:colLast="0" w:name="_jxaf4pccdfpc" w:id="10"/>
-      <w:bookmarkEnd w:id="10"/>
-      <w:r>
-        <w:rPr>
-          <w:rtl w:val="0"/>
-        </w:rPr>
-        <w:t xml:space="preserve">Skills</w:t>
+        <w:rPr>
+          <w:rFonts w:ascii="Lato" w:cs="Lato" w:eastAsia="Lato" w:hAnsi="Lato"/>
+          <w:b w:val="1"/>
+          <w:bCs w:val="1"/>
+        </w:rPr>
+      </w:pPr>
+      <w:r>
+        <w:rPr>
+          <w:rFonts w:ascii="Lato" w:cs="Lato" w:eastAsia="Lato" w:hAnsi="Lato"/>
+          <w:b w:val="1"/>
+          <w:bCs w:val="1"/>
+          <w:rtl w:val="0"/>
+        </w:rPr>
+        <w:t xml:space="preserve">Skills and Interests</w:t>
       </w:r>
     </w:p>
     <w:p>
@@ -1133,6 +1702,29 @@
     </w:p>
     <w:p>
       <w:pPr>
+        <w:spacing w:after="0" w:before="0" w:lineRule="auto"/>
+        <w:rPr>
+          <w:rFonts w:ascii="Lato Light" w:cs="Lato Light" w:eastAsia="Lato Light" w:hAnsi="Lato Light"/>
+        </w:rPr>
+      </w:pPr>
+      <w:r>
+        <w:rPr>
+          <w:rFonts w:ascii="Lato" w:cs="Lato" w:eastAsia="Lato" w:hAnsi="Lato"/>
+          <w:rtl w:val="0"/>
+        </w:rPr>
+        <w:t xml:space="preserve">Sales &amp; Customer Relations:</w:t>
+      </w:r>
+      <w:r>
+        <w:rPr>
+          <w:rFonts w:ascii="Lato Light" w:cs="Lato Light" w:eastAsia="Lato Light" w:hAnsi="Lato Light"/>
+          <w:rtl w:val="0"/>
+        </w:rPr>
+        <w:t xml:space="preserve"> SEO, Customer Acquisition, Price Negotiation, Active Listening, Storytelling, Customer Service, Phone and email sales, Relationship development, Retail hospitality</w:t>
+      </w:r>
+    </w:p>
+    <w:p>
+      <w:pPr>
+        <w:spacing w:after="0" w:before="0" w:lineRule="auto"/>
         <w:rPr>
           <w:rFonts w:ascii="Lato Light" w:cs="Lato Light" w:eastAsia="Lato Light" w:hAnsi="Lato Light"/>
         </w:rPr>
@@ -1149,53 +1741,86 @@
           <w:rFonts w:ascii="Lato Light" w:cs="Lato Light" w:eastAsia="Lato Light" w:hAnsi="Lato Light"/>
           <w:rtl w:val="0"/>
         </w:rPr>
-        <w:t xml:space="preserve"> title curative, lease negotiation, surveying, procurement, project design, documentation, municipal engagement, technical and general communication</w:t>
-      </w:r>
-    </w:p>
-    <w:p>
-      <w:pPr>
-        <w:spacing w:line="276" w:lineRule="auto"/>
-        <w:ind w:left="0" w:right="0" w:firstLine="0"/>
-        <w:rPr>
-          <w:rFonts w:ascii="Lato Light" w:cs="Lato Light" w:eastAsia="Lato Light" w:hAnsi="Lato Light"/>
-        </w:rPr>
-      </w:pPr>
-      <w:r>
-        <w:rPr>
-          <w:rFonts w:ascii="Lato" w:cs="Lato" w:eastAsia="Lato" w:hAnsi="Lato"/>
-          <w:rtl w:val="0"/>
-        </w:rPr>
-        <w:t xml:space="preserve">Project Management Software:</w:t>
-      </w:r>
-      <w:r>
-        <w:rPr>
-          <w:rFonts w:ascii="Lato Light" w:cs="Lato Light" w:eastAsia="Lato Light" w:hAnsi="Lato Light"/>
-          <w:rtl w:val="0"/>
-        </w:rPr>
-        <w:t xml:space="preserve"> Salesforce, Smartsheet, Excel, Trello, MS Project, Jira, Monday</w:t>
-      </w:r>
-    </w:p>
-    <w:p>
-      <w:pPr>
-        <w:spacing w:line="276" w:lineRule="auto"/>
-        <w:ind w:left="0" w:right="0" w:firstLine="0"/>
-        <w:rPr>
-          <w:rFonts w:ascii="Lato Light" w:cs="Lato Light" w:eastAsia="Lato Light" w:hAnsi="Lato Light"/>
-        </w:rPr>
-      </w:pPr>
-      <w:r>
-        <w:rPr>
-          <w:rFonts w:ascii="Lato" w:cs="Lato" w:eastAsia="Lato" w:hAnsi="Lato"/>
-          <w:rtl w:val="0"/>
-        </w:rPr>
-        <w:t xml:space="preserve">Data analysis and visualization:</w:t>
-      </w:r>
-      <w:r>
-        <w:rPr>
-          <w:rFonts w:ascii="Lato Light" w:cs="Lato Light" w:eastAsia="Lato Light" w:hAnsi="Lato Light"/>
-          <w:rtl w:val="0"/>
-        </w:rPr>
-        <w:t xml:space="preserve"> Python, RStudio, Excel, Google Earth Pro, Power BI, Adobe Suite</w:t>
+        <w:t xml:space="preserve"> Title curative, lease negotiation, surveying, procurement, project design, documentation, municipal engagement, technical and general communication</w:t>
+      </w:r>
+    </w:p>
+    <w:p>
+      <w:pPr>
+        <w:spacing w:after="0" w:before="0" w:lineRule="auto"/>
+        <w:rPr>
+          <w:rFonts w:ascii="Lato Light" w:cs="Lato Light" w:eastAsia="Lato Light" w:hAnsi="Lato Light"/>
+        </w:rPr>
+      </w:pPr>
+      <w:r>
+        <w:rPr>
+          <w:rFonts w:ascii="Lato" w:cs="Lato" w:eastAsia="Lato" w:hAnsi="Lato"/>
+          <w:rtl w:val="0"/>
+        </w:rPr>
+        <w:t xml:space="preserve">Data Analysis &amp; Visualization:</w:t>
+      </w:r>
+      <w:r>
+        <w:rPr>
+          <w:rFonts w:ascii="Lato Light" w:cs="Lato Light" w:eastAsia="Lato Light" w:hAnsi="Lato Light"/>
+          <w:rtl w:val="0"/>
+        </w:rPr>
+        <w:t xml:space="preserve"> Python, RStudio, Excel, Power BI, Google Earth Pro, Salesforce</w:t>
+      </w:r>
+    </w:p>
+    <w:p>
+      <w:pPr>
+        <w:spacing w:after="0" w:before="0" w:lineRule="auto"/>
+        <w:rPr>
+          <w:rFonts w:ascii="Lato Light" w:cs="Lato Light" w:eastAsia="Lato Light" w:hAnsi="Lato Light"/>
+        </w:rPr>
+      </w:pPr>
+      <w:r>
+        <w:rPr>
+          <w:rFonts w:ascii="Lato Light" w:cs="Lato Light" w:eastAsia="Lato Light" w:hAnsi="Lato Light"/>
+          <w:rtl w:val="0"/>
+        </w:rPr>
+        <w:t xml:space="preserve">Project Management &amp; Business Software: Salesforce, Smartsheet, Excel, Trello, MS Project, Jira, Monday</w:t>
+      </w:r>
+    </w:p>
+    <w:p>
+      <w:pPr>
+        <w:spacing w:after="0" w:before="0" w:lineRule="auto"/>
+        <w:rPr>
+          <w:rFonts w:ascii="Lato Light" w:cs="Lato Light" w:eastAsia="Lato Light" w:hAnsi="Lato Light"/>
+        </w:rPr>
+      </w:pPr>
+      <w:r>
+        <w:rPr>
+          <w:rFonts w:ascii="Lato" w:cs="Lato" w:eastAsia="Lato" w:hAnsi="Lato"/>
+          <w:rtl w:val="0"/>
+        </w:rPr>
+        <w:t xml:space="preserve">Sales &amp; Point-of-Sale Software:</w:t>
+      </w:r>
+      <w:r>
+        <w:rPr>
+          <w:rFonts w:ascii="Lato Light" w:cs="Lato Light" w:eastAsia="Lato Light" w:hAnsi="Lato Light"/>
+          <w:rtl w:val="0"/>
+        </w:rPr>
+        <w:t xml:space="preserve"> POS software (Toast, Square), Salesforce</w:t>
+      </w:r>
+    </w:p>
+    <w:p>
+      <w:pPr>
+        <w:spacing w:after="0" w:before="0" w:lineRule="auto"/>
+        <w:rPr>
+          <w:rFonts w:ascii="Lato Light" w:cs="Lato Light" w:eastAsia="Lato Light" w:hAnsi="Lato Light"/>
+        </w:rPr>
+      </w:pPr>
+      <w:r>
+        <w:rPr>
+          <w:rFonts w:ascii="Lato Light" w:cs="Lato Light" w:eastAsia="Lato Light" w:hAnsi="Lato Light"/>
+          <w:rtl w:val="0"/>
+        </w:rPr>
+        <w:t xml:space="preserve">Design, Modeling &amp; Visualization: Rhinoceros — 3D Modeling and rendering, Adobe Photoshop, Adobe Illustrator, Adobe Suite</w:t>
+      </w:r>
+      <w:r>
+        <w:rPr>
+          <w:rtl w:val="0"/>
+        </w:rPr>
       </w:r>
     </w:p>
     <w:sectPr>
@@ -1593,8 +2218,6 @@
     </w:pPr>
     <w:rPr>
       <w:rFonts w:ascii="Lato" w:cs="Lato" w:eastAsia="Lato" w:hAnsi="Lato"/>
-      <w:b w:val="1"/>
-      <w:bCs w:val="1"/>
     </w:rPr>
   </w:style>
   <w:style w:type="paragraph" w:styleId="Heading2">
@@ -1604,11 +2227,10 @@
     <w:pPr>
       <w:keepNext w:val="1"/>
       <w:keepLines w:val="1"/>
+      <w:jc w:val="center"/>
     </w:pPr>
     <w:rPr>
       <w:rFonts w:ascii="Lato" w:cs="Lato" w:eastAsia="Lato" w:hAnsi="Lato"/>
-      <w:b w:val="1"/>
-      <w:bCs w:val="1"/>
     </w:rPr>
   </w:style>
   <w:style w:type="paragraph" w:styleId="Heading3">

--- a/ArloMetzgerResume.docx
+++ b/ArloMetzgerResume.docx
@@ -1657,38 +1657,21 @@
     </w:p>
     <w:p>
       <w:pPr>
-        <w:spacing w:line="276" w:lineRule="auto"/>
-        <w:ind w:left="0" w:right="0" w:firstLine="0"/>
+        <w:pStyle w:val="Heading1"/>
         <w:jc w:val="center"/>
         <w:rPr>
-          <w:rFonts w:ascii="Lato" w:cs="Lato" w:eastAsia="Lato" w:hAnsi="Lato"/>
-          <w:b w:val="1"/>
-          <w:bCs w:val="1"/>
-        </w:rPr>
-      </w:pPr>
-      <w:r>
-        <w:rPr>
-          <w:rFonts w:ascii="Lato" w:cs="Lato" w:eastAsia="Lato" w:hAnsi="Lato"/>
-          <w:b w:val="1"/>
-          <w:bCs w:val="1"/>
-          <w:rtl w:val="0"/>
-        </w:rPr>
-        <w:t xml:space="preserve">Skills and Interests</w:t>
-      </w:r>
-    </w:p>
-    <w:p>
-      <w:pPr>
-        <w:spacing w:line="276" w:lineRule="auto"/>
-        <w:ind w:left="0" w:right="0" w:firstLine="0"/>
-        <w:jc w:val="center"/>
-        <w:rPr>
-          <w:rFonts w:ascii="Lato" w:cs="Lato" w:eastAsia="Lato" w:hAnsi="Lato"/>
-          <w:b w:val="1"/>
-          <w:bCs w:val="1"/>
           <w:sz w:val="2"/>
           <w:szCs w:val="2"/>
         </w:rPr>
       </w:pPr>
+      <w:bookmarkStart w:colFirst="0" w:colLast="0" w:name="_78kugkg1ocbl" w:id="5"/>
+      <w:bookmarkEnd w:id="5"/>
+      <w:r>
+        <w:rPr>
+          <w:rtl w:val="0"/>
+        </w:rPr>
+        <w:t xml:space="preserve">Skills</w:t>
+      </w:r>
       <w:r>
         <w:pict>
           <v:rect style="width:0.0pt;height:1.5pt" o:hr="t" o:hrstd="t" o:hralign="center" fillcolor="#A0A0A0" stroked="f"/>
@@ -2218,6 +2201,8 @@
     </w:pPr>
     <w:rPr>
       <w:rFonts w:ascii="Lato" w:cs="Lato" w:eastAsia="Lato" w:hAnsi="Lato"/>
+      <w:b w:val="1"/>
+      <w:bCs w:val="1"/>
     </w:rPr>
   </w:style>
   <w:style w:type="paragraph" w:styleId="Heading2">

--- a/ArloMetzgerResume.docx
+++ b/ArloMetzgerResume.docx
@@ -1091,6 +1091,25 @@
           <w:szCs w:val="10"/>
         </w:rPr>
       </w:pPr>
+      <w:r>
+        <w:rPr>
+          <w:rtl w:val="0"/>
+        </w:rPr>
+      </w:r>
+    </w:p>
+    <w:p>
+      <w:pPr>
+        <w:spacing w:line="276" w:lineRule="auto"/>
+        <w:ind w:left="0" w:right="0" w:firstLine="0"/>
+        <w:rPr>
+          <w:rFonts w:ascii="Lato" w:cs="Lato" w:eastAsia="Lato" w:hAnsi="Lato"/>
+          <w:b w:val="1"/>
+          <w:bCs w:val="1"/>
+        </w:rPr>
+      </w:pPr>
+      <w:r>
+        <w:br w:type="page"/>
+      </w:r>
       <w:r>
         <w:rPr>
           <w:rtl w:val="0"/>
